--- a/_implementation-notes/evening-series/FotH Evening Session 20 Leader Notes DRAFT v1.docx
+++ b/_implementation-notes/evening-series/FotH Evening Session 20 Leader Notes DRAFT v1.docx
@@ -4,7 +4,7 @@
   <w:body>
     <w:p>
       <w:pPr>
-        <w:spacing w:after="40"/>
+        <w:spacing w:before="0" w:after="40"/>
       </w:pPr>
       <w:r>
         <w:rPr>
@@ -18,22 +18,92 @@
     </w:p>
     <w:p>
       <w:pPr>
-        <w:spacing w:after="160"/>
+        <w:spacing w:before="0" w:after="80"/>
       </w:pPr>
       <w:r>
         <w:rPr>
-          <w:i/>
           <w:color w:val="595959"/>
           <w:sz w:val="18"/>
         </w:rPr>
-        <w:t>FotH Evening · the speaker notes, in hand — so the leading pair reads the room, not the screen. Same content as the deck notes; the slides carry the room, these notes carry you. Practice the session together beforehand.</w:t>
+        <w:t>FotH Evening · the speaker notes, in hand — so the leading pair reads the room, not the screen. The big number on each block is the number in the corner of the screen; the colour is whose block it is. Built from the deck's own notes, so the two always agree.</w:t>
+      </w:r>
+    </w:p>
+    <w:p>
+      <w:pPr>
+        <w:spacing w:before="0" w:after="200"/>
+      </w:pPr>
+      <w:r>
+        <w:rPr>
+          <w:b/>
+          <w:color w:val="1F4E79"/>
+          <w:sz w:val="18"/>
+          <w:shd w:val="clear" w:color="auto" w:fill="DEEAF6"/>
+        </w:rPr>
+        <w:t xml:space="preserve"> ▌ CONTAINER HOLDER </w:t>
+      </w:r>
+      <w:r>
+        <w:rPr>
+          <w:sz w:val="18"/>
+        </w:rPr>
+        <w:t xml:space="preserve">   </w:t>
+      </w:r>
+      <w:r>
+        <w:rPr>
+          <w:b/>
+          <w:color w:val="B45309"/>
+          <w:sz w:val="18"/>
+          <w:shd w:val="clear" w:color="auto" w:fill="FCE9D6"/>
+        </w:rPr>
+        <w:t xml:space="preserve"> ‖ CONTENT PRESENTER </w:t>
+      </w:r>
+      <w:r>
+        <w:rPr>
+          <w:sz w:val="18"/>
+        </w:rPr>
+        <w:t xml:space="preserve">   </w:t>
+      </w:r>
+      <w:r>
+        <w:rPr>
+          <w:b/>
+          <w:color w:val="6B3FA0"/>
+          <w:sz w:val="18"/>
+          <w:shd w:val="clear" w:color="auto" w:fill="ECE3F5"/>
+        </w:rPr>
+        <w:t xml:space="preserve"> ▐ BOTH LEADERS </w:t>
+      </w:r>
+      <w:r>
+        <w:rPr>
+          <w:sz w:val="18"/>
+        </w:rPr>
+        <w:t xml:space="preserve">   </w:t>
+      </w:r>
+      <w:r>
+        <w:rPr>
+          <w:i/>
+          <w:color w:val="7F7F7F"/>
+          <w:sz w:val="16"/>
+        </w:rPr>
+        <w:t>Bar styles differ too, so the roles still read in black and white.</w:t>
       </w:r>
     </w:p>
     <w:p>
       <w:pPr>
         <w:keepNext/>
-        <w:spacing w:before="160" w:after="20"/>
+        <w:pBdr>
+          <w:left w:val="dotted" w:sz="24" w:space="8" w:color="8C8C8C"/>
+        </w:pBdr>
+        <w:shd w:val="clear" w:color="auto" w:fill="F0F0F0"/>
+        <w:spacing w:before="160" w:after="40"/>
       </w:pPr>
+      <w:r>
+        <w:rPr>
+          <w:rFonts w:ascii="Cambria" w:hAnsi="Cambria"/>
+          <w:b/>
+          <w:color w:val="8C8C8C"/>
+          <w:sz w:val="24"/>
+        </w:rPr>
+        <w:t>Title</w:t>
+      </w:r>
       <w:r>
         <w:rPr>
           <w:rFonts w:ascii="Cambria" w:hAnsi="Cambria"/>
@@ -41,13 +111,32 @@
           <w:color w:val="2C5F2D"/>
           <w:sz w:val="24"/>
         </w:rPr>
-        <w:t>Slide 1 — Fellowship of the Heart</w:t>
+        <w:t xml:space="preserve">   Fellowship of the Heart</w:t>
+      </w:r>
+      <w:r>
+        <w:rPr>
+          <w:b/>
+          <w:color w:val="8C8C8C"/>
+          <w:sz w:val="17"/>
+        </w:rPr>
+        <w:t xml:space="preserve">    ON SCREEN</w:t>
+      </w:r>
+      <w:r>
+        <w:rPr>
+          <w:b w:val="0"/>
+          <w:color w:val="7F7F7F"/>
+          <w:sz w:val="16"/>
+        </w:rPr>
+        <w:t xml:space="preserve">   · slide 1 of 15</w:t>
       </w:r>
     </w:p>
     <w:p>
       <w:pPr>
         <w:keepNext/>
-        <w:spacing w:after="40"/>
+        <w:pBdr>
+          <w:left w:val="dotted" w:sz="24" w:space="8" w:color="8C8C8C"/>
+        </w:pBdr>
+        <w:spacing w:before="0" w:after="60"/>
       </w:pPr>
       <w:r>
         <w:rPr>
@@ -60,7 +149,10 @@
     </w:p>
     <w:p>
       <w:pPr>
-        <w:ind w:left="216"/>
+        <w:pBdr>
+          <w:left w:val="dotted" w:sz="24" w:space="8" w:color="8C8C8C"/>
+        </w:pBdr>
+        <w:spacing w:before="0" w:after="60"/>
       </w:pPr>
       <w:r>
         <w:t>On screen as the room assembles on night one. All Scripture ESV; the plans carry the scripts; these slides carry the room — and these notes carry you.</w:t>
@@ -69,8 +161,21 @@
     <w:p>
       <w:pPr>
         <w:keepNext/>
-        <w:spacing w:before="160" w:after="20"/>
+        <w:pBdr>
+          <w:left w:val="dotted" w:sz="24" w:space="8" w:color="8C8C8C"/>
+        </w:pBdr>
+        <w:shd w:val="clear" w:color="auto" w:fill="F0F0F0"/>
+        <w:spacing w:before="160" w:after="40"/>
       </w:pPr>
+      <w:r>
+        <w:rPr>
+          <w:rFonts w:ascii="Cambria" w:hAnsi="Cambria"/>
+          <w:b/>
+          <w:color w:val="8C8C8C"/>
+          <w:sz w:val="30"/>
+        </w:rPr>
+        <w:t>283</w:t>
+      </w:r>
       <w:r>
         <w:rPr>
           <w:rFonts w:ascii="Cambria" w:hAnsi="Cambria"/>
@@ -78,13 +183,32 @@
           <w:color w:val="2C5F2D"/>
           <w:sz w:val="24"/>
         </w:rPr>
-        <w:t>Slide 2 — SESSION 20</w:t>
+        <w:t xml:space="preserve">   SESSION 20</w:t>
+      </w:r>
+      <w:r>
+        <w:rPr>
+          <w:b/>
+          <w:color w:val="8C8C8C"/>
+          <w:sz w:val="17"/>
+        </w:rPr>
+        <w:t xml:space="preserve">    ON SCREEN</w:t>
+      </w:r>
+      <w:r>
+        <w:rPr>
+          <w:b w:val="0"/>
+          <w:color w:val="7F7F7F"/>
+          <w:sz w:val="16"/>
+        </w:rPr>
+        <w:t xml:space="preserve">   · slide 2 of 15</w:t>
       </w:r>
     </w:p>
     <w:p>
       <w:pPr>
         <w:keepNext/>
-        <w:spacing w:after="40"/>
+        <w:pBdr>
+          <w:left w:val="dotted" w:sz="24" w:space="8" w:color="8C8C8C"/>
+        </w:pBdr>
+        <w:spacing w:before="0" w:after="60"/>
       </w:pPr>
       <w:r>
         <w:rPr>
@@ -97,7 +221,10 @@
     </w:p>
     <w:p>
       <w:pPr>
-        <w:ind w:left="216"/>
+        <w:pBdr>
+          <w:left w:val="dotted" w:sz="24" w:space="8" w:color="8C8C8C"/>
+        </w:pBdr>
+        <w:spacing w:before="0" w:after="60"/>
       </w:pPr>
       <w:r>
         <w:t>On screen through dinner and as the circle forms. Greet at the door — the slide holds the room. Journals spotted at the door — quiet paper to anyone without one, no fuss, no spotlight. Folders each hold a fresh Signs Card and Path Home Card; survey stack and return bin visible by the door. Doors close at 7:00.</w:t>
@@ -106,8 +233,21 @@
     <w:p>
       <w:pPr>
         <w:keepNext/>
-        <w:spacing w:before="160" w:after="20"/>
+        <w:pBdr>
+          <w:left w:val="single" w:sz="24" w:space="8" w:color="1F4E79"/>
+        </w:pBdr>
+        <w:shd w:val="clear" w:color="auto" w:fill="DEEAF6"/>
+        <w:spacing w:before="160" w:after="40"/>
       </w:pPr>
+      <w:r>
+        <w:rPr>
+          <w:rFonts w:ascii="Cambria" w:hAnsi="Cambria"/>
+          <w:b/>
+          <w:color w:val="1F4E79"/>
+          <w:sz w:val="30"/>
+        </w:rPr>
+        <w:t>284</w:t>
+      </w:r>
       <w:r>
         <w:rPr>
           <w:rFonts w:ascii="Cambria" w:hAnsi="Cambria"/>
@@ -115,13 +255,32 @@
           <w:color w:val="2C5F2D"/>
           <w:sz w:val="24"/>
         </w:rPr>
-        <w:t>Slide 3 — Where We Are — the Four Connects</w:t>
+        <w:t xml:space="preserve">   Where We Are — the Four Connects</w:t>
+      </w:r>
+      <w:r>
+        <w:rPr>
+          <w:b/>
+          <w:color w:val="1F4E79"/>
+          <w:sz w:val="17"/>
+        </w:rPr>
+        <w:t xml:space="preserve">    CONTAINER HOLDER</w:t>
+      </w:r>
+      <w:r>
+        <w:rPr>
+          <w:b w:val="0"/>
+          <w:color w:val="7F7F7F"/>
+          <w:sz w:val="16"/>
+        </w:rPr>
+        <w:t xml:space="preserve">   · slide 3 of 15</w:t>
       </w:r>
     </w:p>
     <w:p>
       <w:pPr>
         <w:keepNext/>
-        <w:spacing w:after="40"/>
+        <w:pBdr>
+          <w:left w:val="single" w:sz="24" w:space="8" w:color="1F4E79"/>
+        </w:pBdr>
+        <w:spacing w:before="0" w:after="60"/>
       </w:pPr>
       <w:r>
         <w:rPr>
@@ -129,12 +288,31 @@
           <w:color w:val="6B8E3F"/>
           <w:sz w:val="18"/>
         </w:rPr>
-        <w:t>S20 · WELCOME · LEAD: CONTAINER HOLDER · GROUNDING — every session opens on this map</w:t>
+        <w:t xml:space="preserve">S20 · WELCOME · </w:t>
+      </w:r>
+      <w:r>
+        <w:rPr>
+          <w:b/>
+          <w:color w:val="1F4E79"/>
+          <w:sz w:val="18"/>
+        </w:rPr>
+        <w:t>LEAD: CONTAINER HOLDER</w:t>
+      </w:r>
+      <w:r>
+        <w:rPr>
+          <w:b/>
+          <w:color w:val="6B8E3F"/>
+          <w:sz w:val="18"/>
+        </w:rPr>
+        <w:t xml:space="preserve"> · GROUNDING — every session opens on this map</w:t>
       </w:r>
     </w:p>
     <w:p>
       <w:pPr>
-        <w:ind w:left="216"/>
+        <w:pBdr>
+          <w:left w:val="single" w:sz="24" w:space="8" w:color="1F4E79"/>
+        </w:pBdr>
+        <w:spacing w:before="0" w:after="20"/>
       </w:pPr>
       <w:r>
         <w:rPr>
@@ -146,7 +324,10 @@
     </w:p>
     <w:p>
       <w:pPr>
-        <w:ind w:left="216"/>
+        <w:pBdr>
+          <w:left w:val="single" w:sz="24" w:space="8" w:color="1F4E79"/>
+        </w:pBdr>
+        <w:spacing w:before="0" w:after="60"/>
       </w:pPr>
       <w:r>
         <w:t>1. Locate tonight on the map, plainly: Session 20 walks the whole map — all four Connects, consolidated for the road. Each connection makes the next one real (Matt. 22:37–40).</w:t>
@@ -154,7 +335,10 @@
     </w:p>
     <w:p>
       <w:pPr>
-        <w:ind w:left="216"/>
+        <w:pBdr>
+          <w:left w:val="single" w:sz="24" w:space="8" w:color="1F4E79"/>
+        </w:pBdr>
+        <w:spacing w:before="0" w:after="60"/>
       </w:pPr>
       <w:r>
         <w:t>2. The four boxes are one journey — each connection makes the next one real — rooted in the two great commandments: love God, love neighbor (Matt 22:37–40).</w:t>
@@ -162,7 +346,10 @@
     </w:p>
     <w:p>
       <w:pPr>
-        <w:ind w:left="216"/>
+        <w:pBdr>
+          <w:left w:val="single" w:sz="24" w:space="8" w:color="1F4E79"/>
+        </w:pBdr>
+        <w:spacing w:before="0" w:after="60"/>
       </w:pPr>
       <w:r>
         <w:t>3. This is also the 'where we are on the map' minute the welcome owes any newcomer.</w:t>
@@ -170,24 +357,40 @@
     </w:p>
     <w:p>
       <w:pPr>
-        <w:ind w:left="216"/>
+        <w:pBdr>
+          <w:left w:val="single" w:sz="24" w:space="8" w:color="1F4E79"/>
+        </w:pBdr>
+        <w:spacing w:before="0" w:after="60"/>
       </w:pPr>
       <w:r>
         <w:rPr>
           <w:b/>
           <w:color w:val="595959"/>
         </w:rPr>
-        <w:t>CUES:</w:t>
+        <w:t xml:space="preserve">CUES: </w:t>
       </w:r>
       <w:r>
-        <w:t xml:space="preserve"> Two minutes at most; then tonight's road.</w:t>
+        <w:t>Two minutes at most; then tonight's road.</w:t>
       </w:r>
     </w:p>
     <w:p>
       <w:pPr>
         <w:keepNext/>
-        <w:spacing w:before="160" w:after="20"/>
+        <w:pBdr>
+          <w:left w:val="thickThinSmallGap" w:sz="24" w:space="8" w:color="6B3FA0"/>
+        </w:pBdr>
+        <w:shd w:val="clear" w:color="auto" w:fill="ECE3F5"/>
+        <w:spacing w:before="160" w:after="40"/>
       </w:pPr>
+      <w:r>
+        <w:rPr>
+          <w:rFonts w:ascii="Cambria" w:hAnsi="Cambria"/>
+          <w:b/>
+          <w:color w:val="6B3FA0"/>
+          <w:sz w:val="30"/>
+        </w:rPr>
+        <w:t>285</w:t>
+      </w:r>
       <w:r>
         <w:rPr>
           <w:rFonts w:ascii="Cambria" w:hAnsi="Cambria"/>
@@ -195,13 +398,32 @@
           <w:color w:val="2C5F2D"/>
           <w:sz w:val="24"/>
         </w:rPr>
-        <w:t>Slide 4 — Session 20 — Tonight’s Road</w:t>
+        <w:t xml:space="preserve">   Session 20 — Tonight’s Road</w:t>
+      </w:r>
+      <w:r>
+        <w:rPr>
+          <w:b/>
+          <w:color w:val="6B3FA0"/>
+          <w:sz w:val="17"/>
+        </w:rPr>
+        <w:t xml:space="preserve">    BOTH LEADERS</w:t>
+      </w:r>
+      <w:r>
+        <w:rPr>
+          <w:b w:val="0"/>
+          <w:color w:val="7F7F7F"/>
+          <w:sz w:val="16"/>
+        </w:rPr>
+        <w:t xml:space="preserve">   · slide 4 of 15</w:t>
       </w:r>
     </w:p>
     <w:p>
       <w:pPr>
         <w:keepNext/>
-        <w:spacing w:after="40"/>
+        <w:pBdr>
+          <w:left w:val="thickThinSmallGap" w:sz="24" w:space="8" w:color="6B3FA0"/>
+        </w:pBdr>
+        <w:spacing w:before="0" w:after="60"/>
       </w:pPr>
       <w:r>
         <w:rPr>
@@ -209,12 +431,30 @@
           <w:color w:val="6B8E3F"/>
           <w:sz w:val="18"/>
         </w:rPr>
-        <w:t>S20 · 7:00–8:30 · LEAD: BOTH LEADERS CIRCLE</w:t>
+        <w:t xml:space="preserve">S20 · 7:00–8:30 · </w:t>
+      </w:r>
+      <w:r>
+        <w:rPr>
+          <w:b/>
+          <w:color w:val="6B3FA0"/>
+          <w:sz w:val="18"/>
+        </w:rPr>
+        <w:t>LEAD: BOTH LEADERS CIRCLE</w:t>
+      </w:r>
+      <w:r>
+        <w:rPr>
+          <w:b/>
+          <w:color w:val="6B8E3F"/>
+          <w:sz w:val="18"/>
+        </w:rPr>
       </w:r>
     </w:p>
     <w:p>
       <w:pPr>
-        <w:ind w:left="216"/>
+        <w:pBdr>
+          <w:left w:val="thickThinSmallGap" w:sz="24" w:space="8" w:color="6B3FA0"/>
+        </w:pBdr>
+        <w:spacing w:before="0" w:after="20"/>
       </w:pPr>
       <w:r>
         <w:rPr>
@@ -226,7 +466,10 @@
     </w:p>
     <w:p>
       <w:pPr>
-        <w:ind w:left="216"/>
+        <w:pBdr>
+          <w:left w:val="thickThinSmallGap" w:sz="24" w:space="8" w:color="6B3FA0"/>
+        </w:pBdr>
+        <w:spacing w:before="0" w:after="60"/>
       </w:pPr>
       <w:r>
         <w:t>1. Frame: nothing new is asked of the room today — it receives. The seniors teach the year's weightiest pastoral equipment (their final rep before commissioning); then the journals walk the year back; then testimonies are gathered for the two sendings.</w:t>
@@ -234,7 +477,10 @@
     </w:p>
     <w:p>
       <w:pPr>
-        <w:ind w:left="216"/>
+        <w:pBdr>
+          <w:left w:val="thickThinSmallGap" w:sz="24" w:space="8" w:color="6B3FA0"/>
+        </w:pBdr>
+        <w:spacing w:before="0" w:after="60"/>
       </w:pPr>
       <w:r>
         <w:t>2. Shape: open, why-today, Signs Card (CiF), Path Home Card (CiF), journal review, pairs for one sentence and the gathering, survey, feedback, close.</w:t>
@@ -242,7 +488,10 @@
     </w:p>
     <w:p>
       <w:pPr>
-        <w:ind w:left="216"/>
+        <w:pBdr>
+          <w:left w:val="thickThinSmallGap" w:sz="24" w:space="8" w:color="6B3FA0"/>
+        </w:pBdr>
+        <w:spacing w:before="0" w:after="60"/>
       </w:pPr>
       <w:r>
         <w:t>3. The whole team's job all night: hold the floor steady under the teaching seniors.</w:t>
@@ -250,24 +499,40 @@
     </w:p>
     <w:p>
       <w:pPr>
-        <w:ind w:left="216"/>
+        <w:pBdr>
+          <w:left w:val="thickThinSmallGap" w:sz="24" w:space="8" w:color="6B3FA0"/>
+        </w:pBdr>
+        <w:spacing w:before="0" w:after="60"/>
       </w:pPr>
       <w:r>
         <w:rPr>
           <w:b/>
           <w:color w:val="595959"/>
         </w:rPr>
-        <w:t>GUARD:</w:t>
+        <w:t xml:space="preserve">GUARD: </w:t>
       </w:r>
       <w:r>
-        <w:t xml:space="preserve"> The dry-season teaching will describe somebody's current life — the adults watch faces; nobody is looked at or asked; the follow-up is offline within 48 hours. Section 6 protocols stand.</w:t>
+        <w:t>The dry-season teaching will describe somebody's current life — the adults watch faces; nobody is looked at or asked; the follow-up is offline within 48 hours. Section 6 protocols stand.</w:t>
       </w:r>
     </w:p>
     <w:p>
       <w:pPr>
         <w:keepNext/>
-        <w:spacing w:before="160" w:after="20"/>
+        <w:pBdr>
+          <w:left w:val="single" w:sz="24" w:space="8" w:color="1F4E79"/>
+        </w:pBdr>
+        <w:shd w:val="clear" w:color="auto" w:fill="DEEAF6"/>
+        <w:spacing w:before="160" w:after="40"/>
       </w:pPr>
+      <w:r>
+        <w:rPr>
+          <w:rFonts w:ascii="Cambria" w:hAnsi="Cambria"/>
+          <w:b/>
+          <w:color w:val="1F4E79"/>
+          <w:sz w:val="30"/>
+        </w:rPr>
+        <w:t>286</w:t>
+      </w:r>
       <w:r>
         <w:rPr>
           <w:rFonts w:ascii="Cambria" w:hAnsi="Cambria"/>
@@ -275,13 +540,32 @@
           <w:color w:val="2C5F2D"/>
           <w:sz w:val="24"/>
         </w:rPr>
-        <w:t>Slide 5 — Opening Container — the Eight Steps</w:t>
+        <w:t xml:space="preserve">   Opening Container — the Eight Steps</w:t>
+      </w:r>
+      <w:r>
+        <w:rPr>
+          <w:b/>
+          <w:color w:val="1F4E79"/>
+          <w:sz w:val="17"/>
+        </w:rPr>
+        <w:t xml:space="preserve">    CONTAINER HOLDER</w:t>
+      </w:r>
+      <w:r>
+        <w:rPr>
+          <w:b w:val="0"/>
+          <w:color w:val="7F7F7F"/>
+          <w:sz w:val="16"/>
+        </w:rPr>
+        <w:t xml:space="preserve">   · slide 5 of 15</w:t>
       </w:r>
     </w:p>
     <w:p>
       <w:pPr>
         <w:keepNext/>
-        <w:spacing w:after="40"/>
+        <w:pBdr>
+          <w:left w:val="single" w:sz="24" w:space="8" w:color="1F4E79"/>
+        </w:pBdr>
+        <w:spacing w:before="0" w:after="60"/>
       </w:pPr>
       <w:r>
         <w:rPr>
@@ -289,12 +573,30 @@
           <w:color w:val="6B8E3F"/>
           <w:sz w:val="18"/>
         </w:rPr>
-        <w:t>S20 · 7:00–7:08 · LEAD: CONTAINER HOLDER CIRCLE</w:t>
+        <w:t xml:space="preserve">S20 · 7:00–7:08 · </w:t>
+      </w:r>
+      <w:r>
+        <w:rPr>
+          <w:b/>
+          <w:color w:val="1F4E79"/>
+          <w:sz w:val="18"/>
+        </w:rPr>
+        <w:t>LEAD: CONTAINER HOLDER CIRCLE</w:t>
+      </w:r>
+      <w:r>
+        <w:rPr>
+          <w:b/>
+          <w:color w:val="6B8E3F"/>
+          <w:sz w:val="18"/>
+        </w:rPr>
       </w:r>
     </w:p>
     <w:p>
       <w:pPr>
-        <w:ind w:left="216"/>
+        <w:pBdr>
+          <w:left w:val="single" w:sz="24" w:space="8" w:color="1F4E79"/>
+        </w:pBdr>
+        <w:spacing w:before="0" w:after="20"/>
       </w:pPr>
       <w:r>
         <w:rPr>
@@ -306,7 +608,10 @@
     </w:p>
     <w:p>
       <w:pPr>
-        <w:ind w:left="216"/>
+        <w:pBdr>
+          <w:left w:val="single" w:sz="24" w:space="8" w:color="1F4E79"/>
+        </w:pBdr>
+        <w:spacing w:before="0" w:after="60"/>
       </w:pPr>
       <w:r>
         <w:t>1. The senior opens from memory: blessing first, phones away, the container reminder, the shape of the night, then the standard protocol whole.</w:t>
@@ -314,7 +619,10 @@
     </w:p>
     <w:p>
       <w:pPr>
-        <w:ind w:left="216"/>
+        <w:pBdr>
+          <w:left w:val="single" w:sz="24" w:space="8" w:color="1F4E79"/>
+        </w:pBdr>
+        <w:spacing w:before="0" w:after="60"/>
       </w:pPr>
       <w:r>
         <w:t>2. Sit where the senior can find your eyes and otherwise do nothing.</w:t>
@@ -322,7 +630,10 @@
     </w:p>
     <w:p>
       <w:pPr>
-        <w:ind w:left="216"/>
+        <w:pBdr>
+          <w:left w:val="single" w:sz="24" w:space="8" w:color="1F4E79"/>
+        </w:pBdr>
+        <w:spacing w:before="0" w:after="60"/>
       </w:pPr>
       <w:r>
         <w:t>3. Resist adding a welcome on top of the senior's welcome — this is one of the last container reps before Week 22 asks for it in public.</w:t>
@@ -330,24 +641,40 @@
     </w:p>
     <w:p>
       <w:pPr>
-        <w:ind w:left="216"/>
+        <w:pBdr>
+          <w:left w:val="single" w:sz="24" w:space="8" w:color="1F4E79"/>
+        </w:pBdr>
+        <w:spacing w:before="0" w:after="60"/>
       </w:pPr>
       <w:r>
         <w:rPr>
           <w:b/>
           <w:color w:val="595959"/>
         </w:rPr>
-        <w:t>PAIR LEAD:</w:t>
+        <w:t xml:space="preserve">PAIR LEAD: </w:t>
       </w:r>
       <w:r>
-        <w:t xml:space="preserve"> name the leading pair in the welcome — two leaders hold tonight, and the room will see the evening handed back and forth between them; that is the design. The pair practices the session together beforehand.</w:t>
+        <w:t>name the leading pair in the welcome — two leaders hold tonight, and the room will see the evening handed back and forth between them; that is the design. The pair practices the session together beforehand.</w:t>
       </w:r>
     </w:p>
     <w:p>
       <w:pPr>
         <w:keepNext/>
-        <w:spacing w:before="160" w:after="20"/>
+        <w:pBdr>
+          <w:left w:val="double" w:sz="12" w:space="8" w:color="B45309"/>
+        </w:pBdr>
+        <w:shd w:val="clear" w:color="auto" w:fill="FCE9D6"/>
+        <w:spacing w:before="160" w:after="40"/>
       </w:pPr>
+      <w:r>
+        <w:rPr>
+          <w:rFonts w:ascii="Cambria" w:hAnsi="Cambria"/>
+          <w:b/>
+          <w:color w:val="B45309"/>
+          <w:sz w:val="30"/>
+        </w:rPr>
+        <w:t>287</w:t>
+      </w:r>
       <w:r>
         <w:rPr>
           <w:rFonts w:ascii="Cambria" w:hAnsi="Cambria"/>
@@ -355,13 +682,32 @@
           <w:color w:val="2C5F2D"/>
           <w:sz w:val="24"/>
         </w:rPr>
-        <w:t>Slide 6 — Why Tonight — Isaiah 50:10</w:t>
+        <w:t xml:space="preserve">   Why Tonight — Isaiah 50:10</w:t>
+      </w:r>
+      <w:r>
+        <w:rPr>
+          <w:b/>
+          <w:color w:val="B45309"/>
+          <w:sz w:val="17"/>
+        </w:rPr>
+        <w:t xml:space="preserve">    CONTENT PRESENTER</w:t>
+      </w:r>
+      <w:r>
+        <w:rPr>
+          <w:b w:val="0"/>
+          <w:color w:val="7F7F7F"/>
+          <w:sz w:val="16"/>
+        </w:rPr>
+        <w:t xml:space="preserve">   · slide 6 of 15</w:t>
       </w:r>
     </w:p>
     <w:p>
       <w:pPr>
         <w:keepNext/>
-        <w:spacing w:after="40"/>
+        <w:pBdr>
+          <w:left w:val="double" w:sz="12" w:space="8" w:color="B45309"/>
+        </w:pBdr>
+        <w:spacing w:before="0" w:after="60"/>
       </w:pPr>
       <w:r>
         <w:rPr>
@@ -369,12 +715,30 @@
           <w:color w:val="6B8E3F"/>
           <w:sz w:val="18"/>
         </w:rPr>
-        <w:t>S20 · 7:25–7:31 · LEAD: CONTENT PRESENTER CIRCLE</w:t>
+        <w:t xml:space="preserve">S20 · 7:25–7:31 · </w:t>
+      </w:r>
+      <w:r>
+        <w:rPr>
+          <w:b/>
+          <w:color w:val="B45309"/>
+          <w:sz w:val="18"/>
+        </w:rPr>
+        <w:t>LEAD: CONTENT PRESENTER CIRCLE</w:t>
+      </w:r>
+      <w:r>
+        <w:rPr>
+          <w:b/>
+          <w:color w:val="6B8E3F"/>
+          <w:sz w:val="18"/>
+        </w:rPr>
       </w:r>
     </w:p>
     <w:p>
       <w:pPr>
-        <w:ind w:left="216"/>
+        <w:pBdr>
+          <w:left w:val="double" w:sz="12" w:space="8" w:color="B45309"/>
+        </w:pBdr>
+        <w:spacing w:before="0" w:after="20"/>
       </w:pPr>
       <w:r>
         <w:rPr>
@@ -386,7 +750,10 @@
     </w:p>
     <w:p>
       <w:pPr>
-        <w:ind w:left="216"/>
+        <w:pBdr>
+          <w:left w:val="double" w:sz="12" w:space="8" w:color="B45309"/>
+        </w:pBdr>
+        <w:spacing w:before="0" w:after="60"/>
       </w:pPr>
       <w:r>
         <w:t>1. Name the threshold honestly: in two weeks the room stops meeting; on the other side of the sending is a summer with no evenings — and someday a season where the practices go gray and a voice misdiagnoses it.</w:t>
@@ -394,7 +761,10 @@
     </w:p>
     <w:p>
       <w:pPr>
-        <w:ind w:left="216"/>
+        <w:pBdr>
+          <w:left w:val="double" w:sz="12" w:space="8" w:color="B45309"/>
+        </w:pBdr>
+        <w:spacing w:before="0" w:after="60"/>
       </w:pPr>
       <w:r>
         <w:t>2. Land the key phrase: we hand out this equipment BEFORE anyone needs it — it gives the person currently dry cover; everyone receives, no one is looked at.</w:t>
@@ -402,7 +772,10 @@
     </w:p>
     <w:p>
       <w:pPr>
-        <w:ind w:left="216"/>
+        <w:pBdr>
+          <w:left w:val="double" w:sz="12" w:space="8" w:color="B45309"/>
+        </w:pBdr>
+        <w:spacing w:before="0" w:after="60"/>
       </w:pPr>
       <w:r>
         <w:t>3. Read Isaiah 50:10 slowly from the physical Bible — fearing, obeying, AND walking in darkness, all at once; then step back. Do not preach it.</w:t>
@@ -410,7 +783,10 @@
     </w:p>
     <w:p>
       <w:pPr>
-        <w:ind w:left="216"/>
+        <w:pBdr>
+          <w:left w:val="double" w:sz="12" w:space="8" w:color="B45309"/>
+        </w:pBdr>
+        <w:spacing w:before="0" w:after="60"/>
       </w:pPr>
       <w:r>
         <w:t>4. Introduce the teachers by name and hand them the room.</w:t>
@@ -418,24 +794,40 @@
     </w:p>
     <w:p>
       <w:pPr>
-        <w:ind w:left="216"/>
+        <w:pBdr>
+          <w:left w:val="double" w:sz="12" w:space="8" w:color="B45309"/>
+        </w:pBdr>
+        <w:spacing w:before="0" w:after="60"/>
       </w:pPr>
       <w:r>
         <w:rPr>
           <w:b/>
           <w:color w:val="595959"/>
         </w:rPr>
-        <w:t>GUARD:</w:t>
+        <w:t xml:space="preserve">GUARD: </w:t>
       </w:r>
       <w:r>
-        <w:t xml:space="preserve"> Seven minutes, no more — the night belongs to the seniors.</w:t>
+        <w:t>Seven minutes, no more — the night belongs to the seniors.</w:t>
       </w:r>
     </w:p>
     <w:p>
       <w:pPr>
         <w:keepNext/>
-        <w:spacing w:before="160" w:after="20"/>
+        <w:pBdr>
+          <w:left w:val="double" w:sz="12" w:space="8" w:color="B45309"/>
+        </w:pBdr>
+        <w:shd w:val="clear" w:color="auto" w:fill="FCE9D6"/>
+        <w:spacing w:before="160" w:after="40"/>
       </w:pPr>
+      <w:r>
+        <w:rPr>
+          <w:rFonts w:ascii="Cambria" w:hAnsi="Cambria"/>
+          <w:b/>
+          <w:color w:val="B45309"/>
+          <w:sz w:val="30"/>
+        </w:rPr>
+        <w:t>288</w:t>
+      </w:r>
       <w:r>
         <w:rPr>
           <w:rFonts w:ascii="Cambria" w:hAnsi="Cambria"/>
@@ -443,13 +835,32 @@
           <w:color w:val="2C5F2D"/>
           <w:sz w:val="24"/>
         </w:rPr>
-        <w:t>Slide 7 — The Signs Card — the Four Kinds of Dry</w:t>
+        <w:t xml:space="preserve">   The Signs Card — the Four Kinds of Dry</w:t>
+      </w:r>
+      <w:r>
+        <w:rPr>
+          <w:b/>
+          <w:color w:val="B45309"/>
+          <w:sz w:val="17"/>
+        </w:rPr>
+        <w:t xml:space="preserve">    CONTENT PRESENTER</w:t>
+      </w:r>
+      <w:r>
+        <w:rPr>
+          <w:b w:val="0"/>
+          <w:color w:val="7F7F7F"/>
+          <w:sz w:val="16"/>
+        </w:rPr>
+        <w:t xml:space="preserve">   · slide 7 of 15</w:t>
       </w:r>
     </w:p>
     <w:p>
       <w:pPr>
         <w:keepNext/>
-        <w:spacing w:after="40"/>
+        <w:pBdr>
+          <w:left w:val="double" w:sz="12" w:space="8" w:color="B45309"/>
+        </w:pBdr>
+        <w:spacing w:before="0" w:after="60"/>
       </w:pPr>
       <w:r>
         <w:rPr>
@@ -457,12 +868,30 @@
           <w:color w:val="6B8E3F"/>
           <w:sz w:val="18"/>
         </w:rPr>
-        <w:t>S20 · 7:31–7:46 · LEAD: CONTENT PRESENTER CIRCLE</w:t>
+        <w:t xml:space="preserve">S20 · 7:31–7:46 · </w:t>
+      </w:r>
+      <w:r>
+        <w:rPr>
+          <w:b/>
+          <w:color w:val="B45309"/>
+          <w:sz w:val="18"/>
+        </w:rPr>
+        <w:t>LEAD: CONTENT PRESENTER CIRCLE</w:t>
+      </w:r>
+      <w:r>
+        <w:rPr>
+          <w:b/>
+          <w:color w:val="6B8E3F"/>
+          <w:sz w:val="18"/>
+        </w:rPr>
       </w:r>
     </w:p>
     <w:p>
       <w:pPr>
-        <w:ind w:left="216"/>
+        <w:pBdr>
+          <w:left w:val="double" w:sz="12" w:space="8" w:color="B45309"/>
+        </w:pBdr>
+        <w:spacing w:before="0" w:after="20"/>
       </w:pPr>
       <w:r>
         <w:rPr>
@@ -474,7 +903,10 @@
     </w:p>
     <w:p>
       <w:pPr>
-        <w:ind w:left="216"/>
+        <w:pBdr>
+          <w:left w:val="double" w:sz="12" w:space="8" w:color="B45309"/>
+        </w:pBdr>
+        <w:spacing w:before="0" w:after="60"/>
       </w:pPr>
       <w:r>
         <w:t>1. CiF 1 teaches standing, card as a net, six numbered points: why the card exists; the tide; the sorting question written LARGE (Which way does the desire point?); the four columns ~1 min each; cases 3 and 4 — opposite motions, never decide alone; the four rules and the carry-home sentence (the ache is the evidence He has not gone).</w:t>
@@ -482,7 +914,10 @@
     </w:p>
     <w:p>
       <w:pPr>
-        <w:ind w:left="216"/>
+        <w:pBdr>
+          <w:left w:val="double" w:sz="12" w:space="8" w:color="B45309"/>
+        </w:pBdr>
+        <w:spacing w:before="0" w:after="60"/>
       </w:pPr>
       <w:r>
         <w:t>2. From the floor: hold steady and stay out of the teaching.</w:t>
@@ -490,39 +925,58 @@
     </w:p>
     <w:p>
       <w:pPr>
-        <w:ind w:left="216"/>
+        <w:pBdr>
+          <w:left w:val="double" w:sz="12" w:space="8" w:color="B45309"/>
+        </w:pBdr>
+        <w:spacing w:before="0" w:after="60"/>
       </w:pPr>
       <w:r>
         <w:rPr>
           <w:b/>
           <w:color w:val="595959"/>
         </w:rPr>
-        <w:t>CUES:</w:t>
+        <w:t xml:space="preserve">CUES: </w:t>
       </w:r>
       <w:r>
-        <w:t xml:space="preserve"> The named adult catch sits in the senior's sight line — close enough to step in inside three seconds, never beside them. Freeze-recovery: the catch picks up at the next numbered point and hands back the moment the senior reaches for it. A stumble is never the story of the night.</w:t>
+        <w:t>The named adult catch sits in the senior's sight line — close enough to step in inside three seconds, never beside them. Freeze-recovery: the catch picks up at the next numbered point and hands back the moment the senior reaches for it. A stumble is never the story of the night.</w:t>
       </w:r>
     </w:p>
     <w:p>
       <w:pPr>
-        <w:ind w:left="216"/>
+        <w:pBdr>
+          <w:left w:val="double" w:sz="12" w:space="8" w:color="B45309"/>
+        </w:pBdr>
+        <w:spacing w:before="0" w:after="60"/>
       </w:pPr>
       <w:r>
         <w:rPr>
           <w:b/>
           <w:color w:val="595959"/>
         </w:rPr>
-        <w:t>GUARD:</w:t>
+        <w:t xml:space="preserve">GUARD: </w:t>
       </w:r>
       <w:r>
-        <w:t xml:space="preserve"> If the teaching visibly lands on someone, a SECOND adult (not the catch) moves quietly to sit beside them; the teaching continues; the senior never holds the person.</w:t>
+        <w:t>If the teaching visibly lands on someone, a SECOND adult (not the catch) moves quietly to sit beside them; the teaching continues; the senior never holds the person.</w:t>
       </w:r>
     </w:p>
     <w:p>
       <w:pPr>
         <w:keepNext/>
-        <w:spacing w:before="160" w:after="20"/>
+        <w:pBdr>
+          <w:left w:val="double" w:sz="12" w:space="8" w:color="B45309"/>
+        </w:pBdr>
+        <w:shd w:val="clear" w:color="auto" w:fill="FCE9D6"/>
+        <w:spacing w:before="160" w:after="40"/>
       </w:pPr>
+      <w:r>
+        <w:rPr>
+          <w:rFonts w:ascii="Cambria" w:hAnsi="Cambria"/>
+          <w:b/>
+          <w:color w:val="B45309"/>
+          <w:sz w:val="30"/>
+        </w:rPr>
+        <w:t>289</w:t>
+      </w:r>
       <w:r>
         <w:rPr>
           <w:rFonts w:ascii="Cambria" w:hAnsi="Cambria"/>
@@ -530,13 +984,32 @@
           <w:color w:val="2C5F2D"/>
           <w:sz w:val="24"/>
         </w:rPr>
-        <w:t>Slide 8 — The Path Home Card — the Written Door</w:t>
+        <w:t xml:space="preserve">   The Path Home Card — the Written Door</w:t>
+      </w:r>
+      <w:r>
+        <w:rPr>
+          <w:b/>
+          <w:color w:val="B45309"/>
+          <w:sz w:val="17"/>
+        </w:rPr>
+        <w:t xml:space="preserve">    CONTENT PRESENTER</w:t>
+      </w:r>
+      <w:r>
+        <w:rPr>
+          <w:b w:val="0"/>
+          <w:color w:val="7F7F7F"/>
+          <w:sz w:val="16"/>
+        </w:rPr>
+        <w:t xml:space="preserve">   · slide 8 of 15</w:t>
       </w:r>
     </w:p>
     <w:p>
       <w:pPr>
         <w:keepNext/>
-        <w:spacing w:after="40"/>
+        <w:pBdr>
+          <w:left w:val="double" w:sz="12" w:space="8" w:color="B45309"/>
+        </w:pBdr>
+        <w:spacing w:before="0" w:after="60"/>
       </w:pPr>
       <w:r>
         <w:rPr>
@@ -544,12 +1017,30 @@
           <w:color w:val="6B8E3F"/>
           <w:sz w:val="18"/>
         </w:rPr>
-        <w:t>S20 · 7:46–7:55 · LEAD: CONTENT PRESENTER CIRCLE</w:t>
+        <w:t xml:space="preserve">S20 · 7:46–7:55 · </w:t>
+      </w:r>
+      <w:r>
+        <w:rPr>
+          <w:b/>
+          <w:color w:val="B45309"/>
+          <w:sz w:val="18"/>
+        </w:rPr>
+        <w:t>LEAD: CONTENT PRESENTER CIRCLE</w:t>
+      </w:r>
+      <w:r>
+        <w:rPr>
+          <w:b/>
+          <w:color w:val="6B8E3F"/>
+          <w:sz w:val="18"/>
+        </w:rPr>
       </w:r>
     </w:p>
     <w:p>
       <w:pPr>
-        <w:ind w:left="216"/>
+        <w:pBdr>
+          <w:left w:val="double" w:sz="12" w:space="8" w:color="B45309"/>
+        </w:pBdr>
+        <w:spacing w:before="0" w:after="20"/>
       </w:pPr>
       <w:r>
         <w:rPr>
@@ -561,7 +1052,10 @@
     </w:p>
     <w:p>
       <w:pPr>
-        <w:ind w:left="216"/>
+        <w:pBdr>
+          <w:left w:val="double" w:sz="12" w:space="8" w:color="B45309"/>
+        </w:pBdr>
+        <w:spacing w:before="0" w:after="60"/>
       </w:pPr>
       <w:r>
         <w:t>1. CiF 2 teaches with their own named catch, five points: why the card exists; the five steps; Luke 15:20 read exactly — the father runs; both sides of the door (how to return AND how to receive a returner); the witnessed filing.</w:t>
@@ -569,7 +1063,10 @@
     </w:p>
     <w:p>
       <w:pPr>
-        <w:ind w:left="216"/>
+        <w:pBdr>
+          <w:left w:val="double" w:sz="12" w:space="8" w:color="B45309"/>
+        </w:pBdr>
+        <w:spacing w:before="0" w:after="60"/>
       </w:pPr>
       <w:r>
         <w:t>2. The filing is a real moment, not a logistic — ten full seconds of silence; let the room hear the folders close: the door is not locked; the light is on.</w:t>
@@ -577,39 +1074,58 @@
     </w:p>
     <w:p>
       <w:pPr>
-        <w:ind w:left="216"/>
+        <w:pBdr>
+          <w:left w:val="double" w:sz="12" w:space="8" w:color="B45309"/>
+        </w:pBdr>
+        <w:spacing w:before="0" w:after="60"/>
       </w:pPr>
       <w:r>
         <w:rPr>
           <w:b/>
           <w:color w:val="595959"/>
         </w:rPr>
-        <w:t>CUES:</w:t>
+        <w:t xml:space="preserve">CUES: </w:t>
       </w:r>
       <w:r>
-        <w:t xml:space="preserve"> Same catch and freeze-recovery as the Signs block — pick up at the next numbered point, hand back when the senior reaches for it; a stumble is never the story of the night.</w:t>
+        <w:t>Same catch and freeze-recovery as the Signs block — pick up at the next numbered point, hand back when the senior reaches for it; a stumble is never the story of the night.</w:t>
       </w:r>
     </w:p>
     <w:p>
       <w:pPr>
-        <w:ind w:left="216"/>
+        <w:pBdr>
+          <w:left w:val="double" w:sz="12" w:space="8" w:color="B45309"/>
+        </w:pBdr>
+        <w:spacing w:before="0" w:after="60"/>
       </w:pPr>
       <w:r>
         <w:rPr>
           <w:b/>
           <w:color w:val="595959"/>
         </w:rPr>
-        <w:t>GUARD:</w:t>
+        <w:t xml:space="preserve">GUARD: </w:t>
       </w:r>
       <w:r>
-        <w:t xml:space="preserve"> An adult moves to sit beside anyone the teaching lands on; the teaching continues; the senior never holds the person. Section 6 stands.</w:t>
+        <w:t>An adult moves to sit beside anyone the teaching lands on; the teaching continues; the senior never holds the person. Section 6 stands.</w:t>
       </w:r>
     </w:p>
     <w:p>
       <w:pPr>
         <w:keepNext/>
-        <w:spacing w:before="160" w:after="20"/>
+        <w:pBdr>
+          <w:left w:val="double" w:sz="12" w:space="8" w:color="B45309"/>
+        </w:pBdr>
+        <w:shd w:val="clear" w:color="auto" w:fill="FCE9D6"/>
+        <w:spacing w:before="160" w:after="40"/>
       </w:pPr>
+      <w:r>
+        <w:rPr>
+          <w:rFonts w:ascii="Cambria" w:hAnsi="Cambria"/>
+          <w:b/>
+          <w:color w:val="B45309"/>
+          <w:sz w:val="30"/>
+        </w:rPr>
+        <w:t>290</w:t>
+      </w:r>
       <w:r>
         <w:rPr>
           <w:rFonts w:ascii="Cambria" w:hAnsi="Cambria"/>
@@ -617,13 +1133,32 @@
           <w:color w:val="2C5F2D"/>
           <w:sz w:val="24"/>
         </w:rPr>
-        <w:t>Slide 9 — The Journal Arc Review</w:t>
+        <w:t xml:space="preserve">   The Journal Arc Review</w:t>
+      </w:r>
+      <w:r>
+        <w:rPr>
+          <w:b/>
+          <w:color w:val="B45309"/>
+          <w:sz w:val="17"/>
+        </w:rPr>
+        <w:t xml:space="preserve">    CONTENT PRESENTER</w:t>
+      </w:r>
+      <w:r>
+        <w:rPr>
+          <w:b w:val="0"/>
+          <w:color w:val="7F7F7F"/>
+          <w:sz w:val="16"/>
+        </w:rPr>
+        <w:t xml:space="preserve">   · slide 9 of 15</w:t>
       </w:r>
     </w:p>
     <w:p>
       <w:pPr>
         <w:keepNext/>
-        <w:spacing w:after="40"/>
+        <w:pBdr>
+          <w:left w:val="double" w:sz="12" w:space="8" w:color="B45309"/>
+        </w:pBdr>
+        <w:spacing w:before="0" w:after="60"/>
       </w:pPr>
       <w:r>
         <w:rPr>
@@ -631,12 +1166,31 @@
           <w:color w:val="6B8E3F"/>
           <w:sz w:val="18"/>
         </w:rPr>
-        <w:t>S20 · 7:55–8:08 · LEAD: CONTENT PRESENTER · QUIET INDIVIDUAL</w:t>
+        <w:t xml:space="preserve">S20 · 7:55–8:08 · </w:t>
+      </w:r>
+      <w:r>
+        <w:rPr>
+          <w:b/>
+          <w:color w:val="B45309"/>
+          <w:sz w:val="18"/>
+        </w:rPr>
+        <w:t>LEAD: CONTENT PRESENTER</w:t>
+      </w:r>
+      <w:r>
+        <w:rPr>
+          <w:b/>
+          <w:color w:val="6B8E3F"/>
+          <w:sz w:val="18"/>
+        </w:rPr>
+        <w:t xml:space="preserve"> · QUIET INDIVIDUAL</w:t>
       </w:r>
     </w:p>
     <w:p>
       <w:pPr>
-        <w:ind w:left="216"/>
+        <w:pBdr>
+          <w:left w:val="double" w:sz="12" w:space="8" w:color="B45309"/>
+        </w:pBdr>
+        <w:spacing w:before="0" w:after="20"/>
       </w:pPr>
       <w:r>
         <w:rPr>
@@ -648,7 +1202,10 @@
     </w:p>
     <w:p>
       <w:pPr>
-        <w:ind w:left="216"/>
+        <w:pBdr>
+          <w:left w:val="double" w:sz="12" w:space="8" w:color="B45309"/>
+        </w:pBdr>
+        <w:spacing w:before="0" w:after="60"/>
       </w:pPr>
       <w:r>
         <w:t>1. Uncover the three prompts on the board: Where did I begin? / Where did He meet me? / What do I not want to lose?</w:t>
@@ -656,7 +1213,10 @@
     </w:p>
     <w:p>
       <w:pPr>
-        <w:ind w:left="216"/>
+        <w:pBdr>
+          <w:left w:val="double" w:sz="12" w:space="8" w:color="B45309"/>
+        </w:pBdr>
+        <w:spacing w:before="0" w:after="60"/>
       </w:pPr>
       <w:r>
         <w:t>2. Send them to page one first — the question they wrote on night one — then forward through the year, folding corners at the pages where something happened.</w:t>
@@ -664,7 +1224,10 @@
     </w:p>
     <w:p>
       <w:pPr>
-        <w:ind w:left="216"/>
+        <w:pBdr>
+          <w:left w:val="double" w:sz="12" w:space="8" w:color="B45309"/>
+        </w:pBdr>
+        <w:spacing w:before="0" w:after="60"/>
       </w:pPr>
       <w:r>
         <w:t>3. Then 12–15 genuinely quiet minutes — no music, no walking commentary; Companions visibly read their own journals; every adult walks the same road.</w:t>
@@ -672,7 +1235,10 @@
     </w:p>
     <w:p>
       <w:pPr>
-        <w:ind w:left="216"/>
+        <w:pBdr>
+          <w:left w:val="double" w:sz="12" w:space="8" w:color="B45309"/>
+        </w:pBdr>
+        <w:spacing w:before="0" w:after="60"/>
       </w:pPr>
       <w:r>
         <w:t>4. Two-minute warning, softly: find your one sentence — you will share exactly one in your pair, nothing more.</w:t>
@@ -680,24 +1246,40 @@
     </w:p>
     <w:p>
       <w:pPr>
-        <w:ind w:left="216"/>
+        <w:pBdr>
+          <w:left w:val="double" w:sz="12" w:space="8" w:color="B45309"/>
+        </w:pBdr>
+        <w:spacing w:before="0" w:after="60"/>
       </w:pPr>
       <w:r>
         <w:rPr>
           <w:b/>
           <w:color w:val="595959"/>
         </w:rPr>
-        <w:t>GUARD:</w:t>
+        <w:t xml:space="preserve">GUARD: </w:t>
       </w:r>
       <w:r>
-        <w:t xml:space="preserve"> A missing journal gets paper and memory, no fuss. Watch faces gently; approach mid-block only for real distress (Settle Protocol, quietly).</w:t>
+        <w:t>A missing journal gets paper and memory, no fuss. Watch faces gently; approach mid-block only for real distress (Settle Protocol, quietly).</w:t>
       </w:r>
     </w:p>
     <w:p>
       <w:pPr>
         <w:keepNext/>
-        <w:spacing w:before="160" w:after="20"/>
+        <w:pBdr>
+          <w:left w:val="double" w:sz="12" w:space="8" w:color="B45309"/>
+        </w:pBdr>
+        <w:shd w:val="clear" w:color="auto" w:fill="FCE9D6"/>
+        <w:spacing w:before="160" w:after="40"/>
       </w:pPr>
+      <w:r>
+        <w:rPr>
+          <w:rFonts w:ascii="Cambria" w:hAnsi="Cambria"/>
+          <w:b/>
+          <w:color w:val="B45309"/>
+          <w:sz w:val="30"/>
+        </w:rPr>
+        <w:t>291</w:t>
+      </w:r>
       <w:r>
         <w:rPr>
           <w:rFonts w:ascii="Cambria" w:hAnsi="Cambria"/>
@@ -705,13 +1287,32 @@
           <w:color w:val="2C5F2D"/>
           <w:sz w:val="24"/>
         </w:rPr>
-        <w:t>Slide 10 — One Sentence, and the Testimony Gathering</w:t>
+        <w:t xml:space="preserve">   One Sentence, and the Testimony Gathering</w:t>
+      </w:r>
+      <w:r>
+        <w:rPr>
+          <w:b/>
+          <w:color w:val="B45309"/>
+          <w:sz w:val="17"/>
+        </w:rPr>
+        <w:t xml:space="preserve">    CONTENT PRESENTER</w:t>
+      </w:r>
+      <w:r>
+        <w:rPr>
+          <w:b w:val="0"/>
+          <w:color w:val="7F7F7F"/>
+          <w:sz w:val="16"/>
+        </w:rPr>
+        <w:t xml:space="preserve">   · slide 10 of 15</w:t>
       </w:r>
     </w:p>
     <w:p>
       <w:pPr>
         <w:keepNext/>
-        <w:spacing w:after="40"/>
+        <w:pBdr>
+          <w:left w:val="double" w:sz="12" w:space="8" w:color="B45309"/>
+        </w:pBdr>
+        <w:spacing w:before="0" w:after="60"/>
       </w:pPr>
       <w:r>
         <w:rPr>
@@ -719,12 +1320,31 @@
           <w:color w:val="6B8E3F"/>
           <w:sz w:val="18"/>
         </w:rPr>
-        <w:t>S20 · 8:08–8:18 · LEAD: CONTENT PRESENTER · FAMILY PAIRS</w:t>
+        <w:t xml:space="preserve">S20 · 8:08–8:18 · </w:t>
+      </w:r>
+      <w:r>
+        <w:rPr>
+          <w:b/>
+          <w:color w:val="B45309"/>
+          <w:sz w:val="18"/>
+        </w:rPr>
+        <w:t>LEAD: CONTENT PRESENTER</w:t>
+      </w:r>
+      <w:r>
+        <w:rPr>
+          <w:b/>
+          <w:color w:val="6B8E3F"/>
+          <w:sz w:val="18"/>
+        </w:rPr>
+        <w:t xml:space="preserve"> · FAMILY PAIRS</w:t>
       </w:r>
     </w:p>
     <w:p>
       <w:pPr>
-        <w:ind w:left="216"/>
+        <w:pBdr>
+          <w:left w:val="double" w:sz="12" w:space="8" w:color="B45309"/>
+        </w:pBdr>
+        <w:spacing w:before="0" w:after="20"/>
       </w:pPr>
       <w:r>
         <w:rPr>
@@ -736,7 +1356,10 @@
     </w:p>
     <w:p>
       <w:pPr>
-        <w:ind w:left="216"/>
+        <w:pBdr>
+          <w:left w:val="double" w:sz="12" w:space="8" w:color="B45309"/>
+        </w:pBdr>
+        <w:spacing w:before="0" w:after="60"/>
       </w:pPr>
       <w:r>
         <w:t>1. One-sentence round (~8 min): one sentence each from the review — no story around it; the arranged parent opens (Run Card), never a cold call on a teen; a pass gets the same nod a sentence gets.</w:t>
@@ -744,7 +1367,10 @@
     </w:p>
     <w:p>
       <w:pPr>
-        <w:ind w:left="216"/>
+        <w:pBdr>
+          <w:left w:val="double" w:sz="12" w:space="8" w:color="B45309"/>
+        </w:pBdr>
+        <w:spacing w:before="0" w:after="60"/>
       </w:pPr>
       <w:r>
         <w:t>2. The gathering (~8 min): genuinely optional — willing sentences written on a card VERBATIM, read back for the owner's nod, marked signed or anon.</w:t>
@@ -752,7 +1378,10 @@
     </w:p>
     <w:p>
       <w:pPr>
-        <w:ind w:left="216"/>
+        <w:pBdr>
+          <w:left w:val="double" w:sz="12" w:space="8" w:color="B45309"/>
+        </w:pBdr>
+        <w:spacing w:before="0" w:after="60"/>
       </w:pPr>
       <w:r>
         <w:t>3. Cards go into the Companion's pocket, not a pile — pastoral material from that moment on.</w:t>
@@ -760,39 +1389,58 @@
     </w:p>
     <w:p>
       <w:pPr>
-        <w:ind w:left="216"/>
+        <w:pBdr>
+          <w:left w:val="double" w:sz="12" w:space="8" w:color="B45309"/>
+        </w:pBdr>
+        <w:spacing w:before="0" w:after="60"/>
       </w:pPr>
       <w:r>
         <w:rPr>
           <w:b/>
           <w:color w:val="595959"/>
         </w:rPr>
-        <w:t>CUES:</w:t>
+        <w:t xml:space="preserve">CUES: </w:t>
       </w:r>
       <w:r>
-        <w:t xml:space="preserve"> An empty card is a complete answer; decliners leave zero footprint — no card, no list, no follow-up ask. If a teen glances at a parent first, add lightly: families don't have to match.</w:t>
+        <w:t>An empty card is a complete answer; decliners leave zero footprint — no card, no list, no follow-up ask. If a teen glances at a parent first, add lightly: families don't have to match.</w:t>
       </w:r>
     </w:p>
     <w:p>
       <w:pPr>
-        <w:ind w:left="216"/>
+        <w:pBdr>
+          <w:left w:val="double" w:sz="12" w:space="8" w:color="B45309"/>
+        </w:pBdr>
+        <w:spacing w:before="0" w:after="60"/>
       </w:pPr>
       <w:r>
         <w:rPr>
           <w:b/>
           <w:color w:val="595959"/>
         </w:rPr>
-        <w:t>GUARD:</w:t>
+        <w:t xml:space="preserve">GUARD: </w:t>
       </w:r>
       <w:r>
-        <w:t xml:space="preserve"> A sentence with something heavy inside gets received and blessed, never written on a card — hand it to the adult team after the pair closes. A sentence naming another person needs that person's veto today.</w:t>
+        <w:t>A sentence with something heavy inside gets received and blessed, never written on a card — hand it to the adult team after the pair closes. A sentence naming another person needs that person's veto today.</w:t>
       </w:r>
     </w:p>
     <w:p>
       <w:pPr>
         <w:keepNext/>
-        <w:spacing w:before="160" w:after="20"/>
+        <w:pBdr>
+          <w:left w:val="double" w:sz="12" w:space="8" w:color="B45309"/>
+        </w:pBdr>
+        <w:shd w:val="clear" w:color="auto" w:fill="FCE9D6"/>
+        <w:spacing w:before="160" w:after="40"/>
       </w:pPr>
+      <w:r>
+        <w:rPr>
+          <w:rFonts w:ascii="Cambria" w:hAnsi="Cambria"/>
+          <w:b/>
+          <w:color w:val="B45309"/>
+          <w:sz w:val="30"/>
+        </w:rPr>
+        <w:t>292</w:t>
+      </w:r>
       <w:r>
         <w:rPr>
           <w:rFonts w:ascii="Cambria" w:hAnsi="Cambria"/>
@@ -800,13 +1448,32 @@
           <w:color w:val="2C5F2D"/>
           <w:sz w:val="24"/>
         </w:rPr>
-        <w:t>Slide 11 — The Post-Series Survey</w:t>
+        <w:t xml:space="preserve">   The Post-Series Survey</w:t>
+      </w:r>
+      <w:r>
+        <w:rPr>
+          <w:b/>
+          <w:color w:val="B45309"/>
+          <w:sz w:val="17"/>
+        </w:rPr>
+        <w:t xml:space="preserve">    CONTENT PRESENTER</w:t>
+      </w:r>
+      <w:r>
+        <w:rPr>
+          <w:b w:val="0"/>
+          <w:color w:val="7F7F7F"/>
+          <w:sz w:val="16"/>
+        </w:rPr>
+        <w:t xml:space="preserve">   · slide 11 of 15</w:t>
       </w:r>
     </w:p>
     <w:p>
       <w:pPr>
         <w:keepNext/>
-        <w:spacing w:after="40"/>
+        <w:pBdr>
+          <w:left w:val="double" w:sz="12" w:space="8" w:color="B45309"/>
+        </w:pBdr>
+        <w:spacing w:before="0" w:after="60"/>
       </w:pPr>
       <w:r>
         <w:rPr>
@@ -814,12 +1481,30 @@
           <w:color w:val="6B8E3F"/>
           <w:sz w:val="18"/>
         </w:rPr>
-        <w:t>S20 · 8:18–8:20 · LEAD: CONTENT PRESENTER CIRCLE</w:t>
+        <w:t xml:space="preserve">S20 · 8:18–8:20 · </w:t>
+      </w:r>
+      <w:r>
+        <w:rPr>
+          <w:b/>
+          <w:color w:val="B45309"/>
+          <w:sz w:val="18"/>
+        </w:rPr>
+        <w:t>LEAD: CONTENT PRESENTER CIRCLE</w:t>
+      </w:r>
+      <w:r>
+        <w:rPr>
+          <w:b/>
+          <w:color w:val="6B8E3F"/>
+          <w:sz w:val="18"/>
+        </w:rPr>
       </w:r>
     </w:p>
     <w:p>
       <w:pPr>
-        <w:ind w:left="216"/>
+        <w:pBdr>
+          <w:left w:val="double" w:sz="12" w:space="8" w:color="B45309"/>
+        </w:pBdr>
+        <w:spacing w:before="0" w:after="20"/>
       </w:pPr>
       <w:r>
         <w:rPr>
@@ -831,7 +1516,10 @@
     </w:p>
     <w:p>
       <w:pPr>
-        <w:ind w:left="216"/>
+        <w:pBdr>
+          <w:left w:val="double" w:sz="12" w:space="8" w:color="B45309"/>
+        </w:pBdr>
+        <w:spacing w:before="0" w:after="60"/>
       </w:pPr>
       <w:r>
         <w:t>1. Co-Companion (Parent) frames H20.1 WITHOUT apology: this is a pilot's first year anywhere; honest answers — especially the critical ones — are a gift to families they will never meet.</w:t>
@@ -839,7 +1527,10 @@
     </w:p>
     <w:p>
       <w:pPr>
-        <w:ind w:left="216"/>
+        <w:pBdr>
+          <w:left w:val="double" w:sz="12" w:space="8" w:color="B45309"/>
+        </w:pBdr>
+        <w:spacing w:before="0" w:after="60"/>
       </w:pPr>
       <w:r>
         <w:t>2. The covenant holds: no scores, no grades, mirrors not levers; signed or anonymous.</w:t>
@@ -847,7 +1538,10 @@
     </w:p>
     <w:p>
       <w:pPr>
-        <w:ind w:left="216"/>
+        <w:pBdr>
+          <w:left w:val="double" w:sz="12" w:space="8" w:color="B45309"/>
+        </w:pBdr>
+        <w:spacing w:before="0" w:after="60"/>
       </w:pPr>
       <w:r>
         <w:t>3. Home today, one per person — parents and teens each their own; back in the bin at the Week 21 door.</w:t>
@@ -855,24 +1549,40 @@
     </w:p>
     <w:p>
       <w:pPr>
-        <w:ind w:left="216"/>
+        <w:pBdr>
+          <w:left w:val="double" w:sz="12" w:space="8" w:color="B45309"/>
+        </w:pBdr>
+        <w:spacing w:before="0" w:after="60"/>
       </w:pPr>
       <w:r>
         <w:rPr>
           <w:b/>
           <w:color w:val="595959"/>
         </w:rPr>
-        <w:t>CUES:</w:t>
+        <w:t xml:space="preserve">CUES: </w:t>
       </w:r>
       <w:r>
-        <w:t xml:space="preserve"> An apologized-for instrument returns half-empty — warm and unapologetic is the register.</w:t>
+        <w:t>An apologized-for instrument returns half-empty — warm and unapologetic is the register.</w:t>
       </w:r>
     </w:p>
     <w:p>
       <w:pPr>
         <w:keepNext/>
-        <w:spacing w:before="160" w:after="20"/>
+        <w:pBdr>
+          <w:left w:val="double" w:sz="12" w:space="8" w:color="B45309"/>
+        </w:pBdr>
+        <w:shd w:val="clear" w:color="auto" w:fill="FCE9D6"/>
+        <w:spacing w:before="160" w:after="40"/>
       </w:pPr>
+      <w:r>
+        <w:rPr>
+          <w:rFonts w:ascii="Cambria" w:hAnsi="Cambria"/>
+          <w:b/>
+          <w:color w:val="B45309"/>
+          <w:sz w:val="30"/>
+        </w:rPr>
+        <w:t>293</w:t>
+      </w:r>
       <w:r>
         <w:rPr>
           <w:rFonts w:ascii="Cambria" w:hAnsi="Cambria"/>
@@ -880,13 +1590,32 @@
           <w:color w:val="2C5F2D"/>
           <w:sz w:val="24"/>
         </w:rPr>
-        <w:t>Slide 12 — The Take-Home Sheet — the Daily Rhythm</w:t>
+        <w:t xml:space="preserve">   The Take-Home Sheet — the Daily Rhythm</w:t>
+      </w:r>
+      <w:r>
+        <w:rPr>
+          <w:b/>
+          <w:color w:val="B45309"/>
+          <w:sz w:val="17"/>
+        </w:rPr>
+        <w:t xml:space="preserve">    CONTENT PRESENTER</w:t>
+      </w:r>
+      <w:r>
+        <w:rPr>
+          <w:b w:val="0"/>
+          <w:color w:val="7F7F7F"/>
+          <w:sz w:val="16"/>
+        </w:rPr>
+        <w:t xml:space="preserve">   · slide 12 of 15</w:t>
       </w:r>
     </w:p>
     <w:p>
       <w:pPr>
         <w:keepNext/>
-        <w:spacing w:after="40"/>
+        <w:pBdr>
+          <w:left w:val="double" w:sz="12" w:space="8" w:color="B45309"/>
+        </w:pBdr>
+        <w:spacing w:before="0" w:after="60"/>
       </w:pPr>
       <w:r>
         <w:rPr>
@@ -894,12 +1623,30 @@
           <w:color w:val="6B8E3F"/>
           <w:sz w:val="18"/>
         </w:rPr>
-        <w:t>S20 · COMMISSIONING · LEAD: CONTENT PRESENTER</w:t>
+        <w:t xml:space="preserve">S20 · COMMISSIONING · </w:t>
+      </w:r>
+      <w:r>
+        <w:rPr>
+          <w:b/>
+          <w:color w:val="B45309"/>
+          <w:sz w:val="18"/>
+        </w:rPr>
+        <w:t>LEAD: CONTENT PRESENTER</w:t>
+      </w:r>
+      <w:r>
+        <w:rPr>
+          <w:b/>
+          <w:color w:val="6B8E3F"/>
+          <w:sz w:val="18"/>
+        </w:rPr>
       </w:r>
     </w:p>
     <w:p>
       <w:pPr>
-        <w:ind w:left="216"/>
+        <w:pBdr>
+          <w:left w:val="double" w:sz="12" w:space="8" w:color="B45309"/>
+        </w:pBdr>
+        <w:spacing w:before="0" w:after="20"/>
       </w:pPr>
       <w:r>
         <w:rPr>
@@ -911,7 +1658,10 @@
     </w:p>
     <w:p>
       <w:pPr>
-        <w:ind w:left="216"/>
+        <w:pBdr>
+          <w:left w:val="double" w:sz="12" w:space="8" w:color="B45309"/>
+        </w:pBdr>
+        <w:spacing w:before="0" w:after="60"/>
       </w:pPr>
       <w:r>
         <w:t>1. The sheet on the screen is the sheet in their hands — walk it, don't read it.</w:t>
@@ -919,7 +1669,10 @@
     </w:p>
     <w:p>
       <w:pPr>
-        <w:ind w:left="216"/>
+        <w:pBdr>
+          <w:left w:val="double" w:sz="12" w:space="8" w:color="B45309"/>
+        </w:pBdr>
+        <w:spacing w:before="0" w:after="60"/>
       </w:pPr>
       <w:r>
         <w:t>2. The standing rhythm first: the morning question, the evening journal line — one box per day on the week-grids.</w:t>
@@ -927,7 +1680,10 @@
     </w:p>
     <w:p>
       <w:pPr>
-        <w:ind w:left="216"/>
+        <w:pBdr>
+          <w:left w:val="double" w:sz="12" w:space="8" w:color="B45309"/>
+        </w:pBdr>
+        <w:spacing w:before="0" w:after="60"/>
       </w:pPr>
       <w:r>
         <w:t>3. A missed box is never a failure — it is an invitation to return.</w:t>
@@ -935,24 +1691,40 @@
     </w:p>
     <w:p>
       <w:pPr>
-        <w:ind w:left="216"/>
+        <w:pBdr>
+          <w:left w:val="double" w:sz="12" w:space="8" w:color="B45309"/>
+        </w:pBdr>
+        <w:spacing w:before="0" w:after="60"/>
       </w:pPr>
       <w:r>
         <w:rPr>
           <w:b/>
           <w:color w:val="595959"/>
         </w:rPr>
-        <w:t>CUES:</w:t>
+        <w:t xml:space="preserve">CUES: </w:t>
       </w:r>
       <w:r>
-        <w:t xml:space="preserve"> The four parts are the next slide.</w:t>
+        <w:t>The four parts are the next slide.</w:t>
       </w:r>
     </w:p>
     <w:p>
       <w:pPr>
         <w:keepNext/>
-        <w:spacing w:before="160" w:after="20"/>
+        <w:pBdr>
+          <w:left w:val="double" w:sz="12" w:space="8" w:color="B45309"/>
+        </w:pBdr>
+        <w:shd w:val="clear" w:color="auto" w:fill="FCE9D6"/>
+        <w:spacing w:before="160" w:after="40"/>
       </w:pPr>
+      <w:r>
+        <w:rPr>
+          <w:rFonts w:ascii="Cambria" w:hAnsi="Cambria"/>
+          <w:b/>
+          <w:color w:val="B45309"/>
+          <w:sz w:val="30"/>
+        </w:rPr>
+        <w:t>294</w:t>
+      </w:r>
       <w:r>
         <w:rPr>
           <w:rFonts w:ascii="Cambria" w:hAnsi="Cambria"/>
@@ -960,13 +1732,32 @@
           <w:color w:val="2C5F2D"/>
           <w:sz w:val="24"/>
         </w:rPr>
-        <w:t>Slide 13 — The Take-Home Sheet — the Four Parts</w:t>
+        <w:t xml:space="preserve">   The Take-Home Sheet — the Four Parts</w:t>
+      </w:r>
+      <w:r>
+        <w:rPr>
+          <w:b/>
+          <w:color w:val="B45309"/>
+          <w:sz w:val="17"/>
+        </w:rPr>
+        <w:t xml:space="preserve">    CONTENT PRESENTER</w:t>
+      </w:r>
+      <w:r>
+        <w:rPr>
+          <w:b w:val="0"/>
+          <w:color w:val="7F7F7F"/>
+          <w:sz w:val="16"/>
+        </w:rPr>
+        <w:t xml:space="preserve">   · slide 13 of 15</w:t>
       </w:r>
     </w:p>
     <w:p>
       <w:pPr>
         <w:keepNext/>
-        <w:spacing w:after="40"/>
+        <w:pBdr>
+          <w:left w:val="double" w:sz="12" w:space="8" w:color="B45309"/>
+        </w:pBdr>
+        <w:spacing w:before="0" w:after="60"/>
       </w:pPr>
       <w:r>
         <w:rPr>
@@ -974,12 +1765,30 @@
           <w:color w:val="6B8E3F"/>
           <w:sz w:val="18"/>
         </w:rPr>
-        <w:t>S20 · COMMISSIONING · LEAD: CONTENT PRESENTER</w:t>
+        <w:t xml:space="preserve">S20 · COMMISSIONING · </w:t>
+      </w:r>
+      <w:r>
+        <w:rPr>
+          <w:b/>
+          <w:color w:val="B45309"/>
+          <w:sz w:val="18"/>
+        </w:rPr>
+        <w:t>LEAD: CONTENT PRESENTER</w:t>
+      </w:r>
+      <w:r>
+        <w:rPr>
+          <w:b/>
+          <w:color w:val="6B8E3F"/>
+          <w:sz w:val="18"/>
+        </w:rPr>
       </w:r>
     </w:p>
     <w:p>
       <w:pPr>
-        <w:ind w:left="216"/>
+        <w:pBdr>
+          <w:left w:val="double" w:sz="12" w:space="8" w:color="B45309"/>
+        </w:pBdr>
+        <w:spacing w:before="0" w:after="20"/>
       </w:pPr>
       <w:r>
         <w:rPr>
@@ -991,7 +1800,10 @@
     </w:p>
     <w:p>
       <w:pPr>
-        <w:ind w:left="216"/>
+        <w:pBdr>
+          <w:left w:val="double" w:sz="12" w:space="8" w:color="B45309"/>
+        </w:pBdr>
+        <w:spacing w:before="0" w:after="60"/>
       </w:pPr>
       <w:r>
         <w:t>1. The four parts, in order: the homework practice, week one; the end-of-week-one check-in; the homework practice, week two; one sentence of preparation.</w:t>
@@ -999,7 +1811,10 @@
     </w:p>
     <w:p>
       <w:pPr>
-        <w:ind w:left="216"/>
+        <w:pBdr>
+          <w:left w:val="double" w:sz="12" w:space="8" w:color="B45309"/>
+        </w:pBdr>
+        <w:spacing w:before="0" w:after="60"/>
       </w:pPr>
       <w:r>
         <w:t>2. Check-in partners are named aloud before leaving this slide — the sheet has the line to write the name.</w:t>
@@ -1007,24 +1822,40 @@
     </w:p>
     <w:p>
       <w:pPr>
-        <w:ind w:left="216"/>
+        <w:pBdr>
+          <w:left w:val="double" w:sz="12" w:space="8" w:color="B45309"/>
+        </w:pBdr>
+        <w:spacing w:before="0" w:after="60"/>
       </w:pPr>
       <w:r>
         <w:rPr>
           <w:b/>
           <w:color w:val="595959"/>
         </w:rPr>
-        <w:t>GUARD:</w:t>
+        <w:t xml:space="preserve">GUARD: </w:t>
       </w:r>
       <w:r>
-        <w:t xml:space="preserve"> The sheet-walk, not a re-teach.</w:t>
+        <w:t>The sheet-walk, not a re-teach.</w:t>
       </w:r>
     </w:p>
     <w:p>
       <w:pPr>
         <w:keepNext/>
-        <w:spacing w:before="160" w:after="20"/>
+        <w:pBdr>
+          <w:left w:val="thickThinSmallGap" w:sz="24" w:space="8" w:color="6B3FA0"/>
+        </w:pBdr>
+        <w:shd w:val="clear" w:color="auto" w:fill="ECE3F5"/>
+        <w:spacing w:before="160" w:after="40"/>
       </w:pPr>
+      <w:r>
+        <w:rPr>
+          <w:rFonts w:ascii="Cambria" w:hAnsi="Cambria"/>
+          <w:b/>
+          <w:color w:val="6B3FA0"/>
+          <w:sz w:val="30"/>
+        </w:rPr>
+        <w:t>295</w:t>
+      </w:r>
       <w:r>
         <w:rPr>
           <w:rFonts w:ascii="Cambria" w:hAnsi="Cambria"/>
@@ -1032,13 +1863,32 @@
           <w:color w:val="2C5F2D"/>
           <w:sz w:val="24"/>
         </w:rPr>
-        <w:t>Slide 14 — The Leader Feedback Round</w:t>
+        <w:t xml:space="preserve">   The Leader Feedback Round</w:t>
+      </w:r>
+      <w:r>
+        <w:rPr>
+          <w:b/>
+          <w:color w:val="6B3FA0"/>
+          <w:sz w:val="17"/>
+        </w:rPr>
+        <w:t xml:space="preserve">    BOTH LEADERS</w:t>
+      </w:r>
+      <w:r>
+        <w:rPr>
+          <w:b w:val="0"/>
+          <w:color w:val="7F7F7F"/>
+          <w:sz w:val="16"/>
+        </w:rPr>
+        <w:t xml:space="preserve">   · slide 14 of 15</w:t>
       </w:r>
     </w:p>
     <w:p>
       <w:pPr>
         <w:keepNext/>
-        <w:spacing w:after="40"/>
+        <w:pBdr>
+          <w:left w:val="thickThinSmallGap" w:sz="24" w:space="8" w:color="6B3FA0"/>
+        </w:pBdr>
+        <w:spacing w:before="0" w:after="60"/>
       </w:pPr>
       <w:r>
         <w:rPr>
@@ -1046,12 +1896,30 @@
           <w:color w:val="6B8E3F"/>
           <w:sz w:val="18"/>
         </w:rPr>
-        <w:t>S20 · 8:24–8:28 · LEAD: BOTH LEADERS CIRCLE</w:t>
+        <w:t xml:space="preserve">S20 · 8:24–8:28 · </w:t>
+      </w:r>
+      <w:r>
+        <w:rPr>
+          <w:b/>
+          <w:color w:val="6B3FA0"/>
+          <w:sz w:val="18"/>
+        </w:rPr>
+        <w:t>LEAD: BOTH LEADERS CIRCLE</w:t>
+      </w:r>
+      <w:r>
+        <w:rPr>
+          <w:b/>
+          <w:color w:val="6B8E3F"/>
+          <w:sz w:val="18"/>
+        </w:rPr>
       </w:r>
     </w:p>
     <w:p>
       <w:pPr>
-        <w:ind w:left="216"/>
+        <w:pBdr>
+          <w:left w:val="thickThinSmallGap" w:sz="24" w:space="8" w:color="6B3FA0"/>
+        </w:pBdr>
+        <w:spacing w:before="0" w:after="20"/>
       </w:pPr>
       <w:r>
         <w:rPr>
@@ -1063,7 +1931,10 @@
     </w:p>
     <w:p>
       <w:pPr>
-        <w:ind w:left="216"/>
+        <w:pBdr>
+          <w:left w:val="thickThinSmallGap" w:sz="24" w:space="8" w:color="6B3FA0"/>
+        </w:pBdr>
+        <w:spacing w:before="0" w:after="60"/>
       </w:pPr>
       <w:r>
         <w:t>1. Frame it: all year the journal has ended with 'if you were to teach this, what would you tell them?' — today the seniors stopped answering on paper and taught. They go first, together.</w:t>
@@ -1071,7 +1942,10 @@
     </w:p>
     <w:p>
       <w:pPr>
-        <w:ind w:left="216"/>
+        <w:pBdr>
+          <w:left w:val="thickThinSmallGap" w:sz="24" w:space="8" w:color="6B3FA0"/>
+        </w:pBdr>
+        <w:spacing w:before="0" w:after="60"/>
       </w:pPr>
       <w:r>
         <w:t>2. The seniors assess their own rep honestly, including anything that wobbled; then the room, two or three voices; received undefended — 'thank you' is the whole response.</w:t>
@@ -1079,7 +1953,10 @@
     </w:p>
     <w:p>
       <w:pPr>
-        <w:ind w:left="216"/>
+        <w:pBdr>
+          <w:left w:val="thickThinSmallGap" w:sz="24" w:space="8" w:color="6B3FA0"/>
+        </w:pBdr>
+        <w:spacing w:before="0" w:after="60"/>
       </w:pPr>
       <w:r>
         <w:t>3. Close the round with one specific witnessed sentence about what the room received because its own seniors carried the teaching.</w:t>
@@ -1087,24 +1964,40 @@
     </w:p>
     <w:p>
       <w:pPr>
-        <w:ind w:left="216"/>
+        <w:pBdr>
+          <w:left w:val="thickThinSmallGap" w:sz="24" w:space="8" w:color="6B3FA0"/>
+        </w:pBdr>
+        <w:spacing w:before="0" w:after="60"/>
       </w:pPr>
       <w:r>
         <w:rPr>
           <w:b/>
           <w:color w:val="595959"/>
         </w:rPr>
-        <w:t>CUES:</w:t>
+        <w:t xml:space="preserve">CUES: </w:t>
       </w:r>
       <w:r>
-        <w:t xml:space="preserve"> If a freeze happened and the catch stepped in, honor it here in one sentence — the recovery was the leadership — never manage it away.</w:t>
+        <w:t>If a freeze happened and the catch stepped in, honor it here in one sentence — the recovery was the leadership — never manage it away.</w:t>
       </w:r>
     </w:p>
     <w:p>
       <w:pPr>
         <w:keepNext/>
-        <w:spacing w:before="160" w:after="20"/>
+        <w:pBdr>
+          <w:left w:val="single" w:sz="24" w:space="8" w:color="1F4E79"/>
+        </w:pBdr>
+        <w:shd w:val="clear" w:color="auto" w:fill="DEEAF6"/>
+        <w:spacing w:before="160" w:after="40"/>
       </w:pPr>
+      <w:r>
+        <w:rPr>
+          <w:rFonts w:ascii="Cambria" w:hAnsi="Cambria"/>
+          <w:b/>
+          <w:color w:val="1F4E79"/>
+          <w:sz w:val="30"/>
+        </w:rPr>
+        <w:t>296</w:t>
+      </w:r>
       <w:r>
         <w:rPr>
           <w:rFonts w:ascii="Cambria" w:hAnsi="Cambria"/>
@@ -1112,13 +2005,32 @@
           <w:color w:val="2C5F2D"/>
           <w:sz w:val="24"/>
         </w:rPr>
-        <w:t>Slide 15 — Closing the Container + Aaronic Blessing</w:t>
+        <w:t xml:space="preserve">   Closing the Container + Aaronic Blessing</w:t>
+      </w:r>
+      <w:r>
+        <w:rPr>
+          <w:b/>
+          <w:color w:val="1F4E79"/>
+          <w:sz w:val="17"/>
+        </w:rPr>
+        <w:t xml:space="preserve">    CONTAINER HOLDER</w:t>
+      </w:r>
+      <w:r>
+        <w:rPr>
+          <w:b w:val="0"/>
+          <w:color w:val="7F7F7F"/>
+          <w:sz w:val="16"/>
+        </w:rPr>
+        <w:t xml:space="preserve">   · slide 15 of 15</w:t>
       </w:r>
     </w:p>
     <w:p>
       <w:pPr>
         <w:keepNext/>
-        <w:spacing w:after="40"/>
+        <w:pBdr>
+          <w:left w:val="single" w:sz="24" w:space="8" w:color="1F4E79"/>
+        </w:pBdr>
+        <w:spacing w:before="0" w:after="60"/>
       </w:pPr>
       <w:r>
         <w:rPr>
@@ -1126,12 +2038,30 @@
           <w:color w:val="6B8E3F"/>
           <w:sz w:val="18"/>
         </w:rPr>
-        <w:t>S20 · 8:28–8:30 · LEAD: CONTAINER HOLDER CIRCLE</w:t>
+        <w:t xml:space="preserve">S20 · 8:28–8:30 · </w:t>
+      </w:r>
+      <w:r>
+        <w:rPr>
+          <w:b/>
+          <w:color w:val="1F4E79"/>
+          <w:sz w:val="18"/>
+        </w:rPr>
+        <w:t>LEAD: CONTAINER HOLDER CIRCLE</w:t>
+      </w:r>
+      <w:r>
+        <w:rPr>
+          <w:b/>
+          <w:color w:val="6B8E3F"/>
+          <w:sz w:val="18"/>
+        </w:rPr>
       </w:r>
     </w:p>
     <w:p>
       <w:pPr>
-        <w:ind w:left="216"/>
+        <w:pBdr>
+          <w:left w:val="single" w:sz="24" w:space="8" w:color="1F4E79"/>
+        </w:pBdr>
+        <w:spacing w:before="0" w:after="20"/>
       </w:pPr>
       <w:r>
         <w:rPr>
@@ -1143,7 +2073,10 @@
     </w:p>
     <w:p>
       <w:pPr>
-        <w:ind w:left="216"/>
+        <w:pBdr>
+          <w:left w:val="single" w:sz="24" w:space="8" w:color="1F4E79"/>
+        </w:pBdr>
+        <w:spacing w:before="0" w:after="60"/>
       </w:pPr>
       <w:r>
         <w:t>1. Practice, two small pieces: the survey home and back; both mercy cards found at home and shown to one family member.</w:t>
@@ -1151,7 +2084,10 @@
     </w:p>
     <w:p>
       <w:pPr>
-        <w:ind w:left="216"/>
+        <w:pBdr>
+          <w:left w:val="single" w:sz="24" w:space="8" w:color="1F4E79"/>
+        </w:pBdr>
+        <w:spacing w:before="0" w:after="60"/>
       </w:pPr>
       <w:r>
         <w:t>2. One-sentence summary: the dark stretch is not a verdict; the ache is the evidence He has not gone; the door is not locked and the light is on. This room now knows that — rooms that do are where people come home.</w:t>
@@ -1159,7 +2095,10 @@
     </w:p>
     <w:p>
       <w:pPr>
-        <w:ind w:left="216"/>
+        <w:pBdr>
+          <w:left w:val="single" w:sz="24" w:space="8" w:color="1F4E79"/>
+        </w:pBdr>
+        <w:spacing w:before="0" w:after="60"/>
       </w:pPr>
       <w:r>
         <w:t>3. Name the two nights ahead: Week 21 sends the families — bring everyone; Week 22 commissions these Companions.</w:t>
@@ -1167,7 +2106,10 @@
     </w:p>
     <w:p>
       <w:pPr>
-        <w:ind w:left="216"/>
+        <w:pBdr>
+          <w:left w:val="single" w:sz="24" w:space="8" w:color="1F4E79"/>
+        </w:pBdr>
+        <w:spacing w:before="0" w:after="60"/>
       </w:pPr>
       <w:r>
         <w:t>4. Standard closing protocol, then the Aaronic blessing, hands up. Go gently.</w:t>
@@ -1175,7 +2117,7 @@
     </w:p>
     <w:p>
       <w:pPr>
-        <w:spacing w:before="200"/>
+        <w:spacing w:before="200" w:after="0"/>
         <w:jc w:val="center"/>
       </w:pPr>
       <w:r>

--- a/_implementation-notes/evening-series/FotH Evening Session 20 Leader Notes DRAFT v1.docx
+++ b/_implementation-notes/evening-series/FotH Evening Session 20 Leader Notes DRAFT v1.docx
@@ -26,6 +26,26 @@
           <w:sz w:val="18"/>
         </w:rPr>
         <w:t>FotH Evening · the speaker notes, in hand — so the leading pair reads the room, not the screen. The big number on each block is the number in the corner of the screen; the colour is whose block it is. Built from the deck's own notes, so the two always agree.</w:t>
+      </w:r>
+    </w:p>
+    <w:p>
+      <w:pPr>
+        <w:spacing w:before="0" w:after="80"/>
+      </w:pPr>
+      <w:r>
+        <w:rPr>
+          <w:b/>
+          <w:color w:val="2C5F2D"/>
+          <w:sz w:val="18"/>
+        </w:rPr>
+        <w:t xml:space="preserve">Reading the numbers. </w:t>
+      </w:r>
+      <w:r>
+        <w:rPr>
+          <w:color w:val="595959"/>
+          <w:sz w:val="18"/>
+        </w:rPr>
+        <w:t>Match the big number on each block to the number in the bottom-right corner of the screen. This session is 283–296 in the series' one continuous numbering. The first slide, the series title, is “Title” here.</w:t>
       </w:r>
     </w:p>
     <w:p>

--- a/_implementation-notes/evening-series/FotH Evening Session 20 Leader Notes DRAFT v1.docx
+++ b/_implementation-notes/evening-series/FotH Evening Session 20 Leader Notes DRAFT v1.docx
@@ -2137,6 +2137,24 @@
     </w:p>
     <w:p>
       <w:pPr>
+        <w:pBdr>
+          <w:left w:val="single" w:sz="24" w:space="8" w:color="1F4E79"/>
+        </w:pBdr>
+        <w:spacing w:before="0" w:after="60"/>
+      </w:pPr>
+      <w:r>
+        <w:rPr>
+          <w:b/>
+          <w:color w:val="595959"/>
+        </w:rPr>
+        <w:t xml:space="preserve">BLESSINGS: </w:t>
+      </w:r>
+      <w:r>
+        <w:t>eyes on the person, not the screen — nothing to read; say what is on your heart for them, specific and short.</w:t>
+      </w:r>
+    </w:p>
+    <w:p>
+      <w:pPr>
         <w:spacing w:before="200" w:after="0"/>
         <w:jc w:val="center"/>
       </w:pPr>

--- a/_implementation-notes/evening-series/FotH Evening Session 20 Leader Notes DRAFT v1.docx
+++ b/_implementation-notes/evening-series/FotH Evening Session 20 Leader Notes DRAFT v1.docx
@@ -45,7 +45,7 @@
           <w:color w:val="595959"/>
           <w:sz w:val="18"/>
         </w:rPr>
-        <w:t>Match the big number on each block to the number in the bottom-right corner of the screen. This session is 283–296 in the series' one continuous numbering. The first slide, the series title, is “Title” here.</w:t>
+        <w:t>Match the big number on each block to the number in the bottom-right corner of the screen. This session is 284–297 in the series' one continuous numbering. The first slide, the series title, is “Title” here.</w:t>
       </w:r>
     </w:p>
     <w:p>
@@ -194,7 +194,7 @@
           <w:color w:val="8C8C8C"/>
           <w:sz w:val="30"/>
         </w:rPr>
-        <w:t>283</w:t>
+        <w:t>284</w:t>
       </w:r>
       <w:r>
         <w:rPr>
@@ -266,7 +266,7 @@
           <w:color w:val="1F4E79"/>
           <w:sz w:val="30"/>
         </w:rPr>
-        <w:t>284</w:t>
+        <w:t>285</w:t>
       </w:r>
       <w:r>
         <w:rPr>
@@ -409,7 +409,7 @@
           <w:color w:val="6B3FA0"/>
           <w:sz w:val="30"/>
         </w:rPr>
-        <w:t>285</w:t>
+        <w:t>286</w:t>
       </w:r>
       <w:r>
         <w:rPr>
@@ -551,7 +551,7 @@
           <w:color w:val="1F4E79"/>
           <w:sz w:val="30"/>
         </w:rPr>
-        <w:t>286</w:t>
+        <w:t>287</w:t>
       </w:r>
       <w:r>
         <w:rPr>
@@ -693,7 +693,7 @@
           <w:color w:val="B45309"/>
           <w:sz w:val="30"/>
         </w:rPr>
-        <w:t>287</w:t>
+        <w:t>288</w:t>
       </w:r>
       <w:r>
         <w:rPr>
@@ -846,7 +846,7 @@
           <w:color w:val="B45309"/>
           <w:sz w:val="30"/>
         </w:rPr>
-        <w:t>288</w:t>
+        <w:t>289</w:t>
       </w:r>
       <w:r>
         <w:rPr>
@@ -995,7 +995,7 @@
           <w:color w:val="B45309"/>
           <w:sz w:val="30"/>
         </w:rPr>
-        <w:t>289</w:t>
+        <w:t>290</w:t>
       </w:r>
       <w:r>
         <w:rPr>
@@ -1144,7 +1144,7 @@
           <w:color w:val="B45309"/>
           <w:sz w:val="30"/>
         </w:rPr>
-        <w:t>290</w:t>
+        <w:t>291</w:t>
       </w:r>
       <w:r>
         <w:rPr>
@@ -1298,7 +1298,7 @@
           <w:color w:val="B45309"/>
           <w:sz w:val="30"/>
         </w:rPr>
-        <w:t>291</w:t>
+        <w:t>292</w:t>
       </w:r>
       <w:r>
         <w:rPr>
@@ -1459,7 +1459,7 @@
           <w:color w:val="B45309"/>
           <w:sz w:val="30"/>
         </w:rPr>
-        <w:t>292</w:t>
+        <w:t>293</w:t>
       </w:r>
       <w:r>
         <w:rPr>
@@ -1601,7 +1601,7 @@
           <w:color w:val="B45309"/>
           <w:sz w:val="30"/>
         </w:rPr>
-        <w:t>293</w:t>
+        <w:t>294</w:t>
       </w:r>
       <w:r>
         <w:rPr>
@@ -1743,7 +1743,7 @@
           <w:color w:val="B45309"/>
           <w:sz w:val="30"/>
         </w:rPr>
-        <w:t>294</w:t>
+        <w:t>295</w:t>
       </w:r>
       <w:r>
         <w:rPr>
@@ -1874,7 +1874,7 @@
           <w:color w:val="6B3FA0"/>
           <w:sz w:val="30"/>
         </w:rPr>
-        <w:t>295</w:t>
+        <w:t>296</w:t>
       </w:r>
       <w:r>
         <w:rPr>
@@ -2016,7 +2016,7 @@
           <w:color w:val="1F4E79"/>
           <w:sz w:val="30"/>
         </w:rPr>
-        <w:t>296</w:t>
+        <w:t>297</w:t>
       </w:r>
       <w:r>
         <w:rPr>

--- a/_implementation-notes/evening-series/FotH Evening Session 20 Leader Notes DRAFT v1.docx
+++ b/_implementation-notes/evening-series/FotH Evening Session 20 Leader Notes DRAFT v1.docx
@@ -13,7 +13,7 @@
           <w:color w:val="2C5F2D"/>
           <w:sz w:val="36"/>
         </w:rPr>
-        <w:t>Leader Notes — Session 20: The Long Walk</w:t>
+        <w:t>Leader Notes — Evening 15: The Long Walk</w:t>
       </w:r>
     </w:p>
     <w:p>
@@ -203,7 +203,7 @@
           <w:color w:val="2C5F2D"/>
           <w:sz w:val="24"/>
         </w:rPr>
-        <w:t xml:space="preserve">   SESSION 20</w:t>
+        <w:t xml:space="preserve">   EVENING 15</w:t>
       </w:r>
       <w:r>
         <w:rPr>
@@ -236,7 +236,7 @@
           <w:color w:val="6B8E3F"/>
           <w:sz w:val="18"/>
         </w:rPr>
-        <w:t>S20 · pre-session · DIVIDER</w:t>
+        <w:t>E15 · pre-session · DIVIDER</w:t>
       </w:r>
     </w:p>
     <w:p>
@@ -308,7 +308,7 @@
           <w:color w:val="6B8E3F"/>
           <w:sz w:val="18"/>
         </w:rPr>
-        <w:t xml:space="preserve">S20 · WELCOME · </w:t>
+        <w:t xml:space="preserve">E15 · WELCOME · </w:t>
       </w:r>
       <w:r>
         <w:rPr>
@@ -350,7 +350,7 @@
         <w:spacing w:before="0" w:after="60"/>
       </w:pPr>
       <w:r>
-        <w:t>1. Locate tonight on the map, plainly: Session 20 walks the whole map — all four Connects, consolidated for the road. Each connection makes the next one real (Matt. 22:37–40).</w:t>
+        <w:t>1. Locate tonight on the map, plainly: Evening 15 walks the whole map — all four Connects, consolidated for the road. Each connection makes the next one real (Matt. 22:37–40).</w:t>
       </w:r>
     </w:p>
     <w:p>
@@ -418,7 +418,7 @@
           <w:color w:val="2C5F2D"/>
           <w:sz w:val="24"/>
         </w:rPr>
-        <w:t xml:space="preserve">   Session 20 — Tonight’s Road</w:t>
+        <w:t xml:space="preserve">   Evening 15 — Tonight’s Road</w:t>
       </w:r>
       <w:r>
         <w:rPr>
@@ -451,7 +451,7 @@
           <w:color w:val="6B8E3F"/>
           <w:sz w:val="18"/>
         </w:rPr>
-        <w:t xml:space="preserve">S20 · 7:00–8:30 · </w:t>
+        <w:t xml:space="preserve">E15 · 7:00–8:30 · </w:t>
       </w:r>
       <w:r>
         <w:rPr>
@@ -593,7 +593,7 @@
           <w:color w:val="6B8E3F"/>
           <w:sz w:val="18"/>
         </w:rPr>
-        <w:t xml:space="preserve">S20 · 7:00–7:08 · </w:t>
+        <w:t xml:space="preserve">E15 · 7:00–7:08 · </w:t>
       </w:r>
       <w:r>
         <w:rPr>
@@ -656,7 +656,7 @@
         <w:spacing w:before="0" w:after="60"/>
       </w:pPr>
       <w:r>
-        <w:t>3. Resist adding a welcome on top of the senior's welcome — this is one of the last container reps before Week 22 asks for it in public.</w:t>
+        <w:t>3. Resist adding a welcome on top of the senior's welcome — this is one of the last container reps before Evening 17 asks for it in public.</w:t>
       </w:r>
     </w:p>
     <w:p>
@@ -735,7 +735,7 @@
           <w:color w:val="6B8E3F"/>
           <w:sz w:val="18"/>
         </w:rPr>
-        <w:t xml:space="preserve">S20 · 7:25–7:31 · </w:t>
+        <w:t xml:space="preserve">E15 · 7:25–7:31 · </w:t>
       </w:r>
       <w:r>
         <w:rPr>
@@ -888,7 +888,7 @@
           <w:color w:val="6B8E3F"/>
           <w:sz w:val="18"/>
         </w:rPr>
-        <w:t xml:space="preserve">S20 · 7:31–7:46 · </w:t>
+        <w:t xml:space="preserve">E15 · 7:31–7:46 · </w:t>
       </w:r>
       <w:r>
         <w:rPr>
@@ -1037,7 +1037,7 @@
           <w:color w:val="6B8E3F"/>
           <w:sz w:val="18"/>
         </w:rPr>
-        <w:t xml:space="preserve">S20 · 7:46–7:55 · </w:t>
+        <w:t xml:space="preserve">E15 · 7:46–7:55 · </w:t>
       </w:r>
       <w:r>
         <w:rPr>
@@ -1186,7 +1186,7 @@
           <w:color w:val="6B8E3F"/>
           <w:sz w:val="18"/>
         </w:rPr>
-        <w:t xml:space="preserve">S20 · 7:55–8:08 · </w:t>
+        <w:t xml:space="preserve">E15 · 7:55–8:08 · </w:t>
       </w:r>
       <w:r>
         <w:rPr>
@@ -1340,7 +1340,7 @@
           <w:color w:val="6B8E3F"/>
           <w:sz w:val="18"/>
         </w:rPr>
-        <w:t xml:space="preserve">S20 · 8:08–8:18 · </w:t>
+        <w:t xml:space="preserve">E15 · 8:08–8:18 · </w:t>
       </w:r>
       <w:r>
         <w:rPr>
@@ -1501,7 +1501,7 @@
           <w:color w:val="6B8E3F"/>
           <w:sz w:val="18"/>
         </w:rPr>
-        <w:t xml:space="preserve">S20 · 8:18–8:20 · </w:t>
+        <w:t xml:space="preserve">E15 · 8:18–8:20 · </w:t>
       </w:r>
       <w:r>
         <w:rPr>
@@ -1564,7 +1564,7 @@
         <w:spacing w:before="0" w:after="60"/>
       </w:pPr>
       <w:r>
-        <w:t>3. Home today, one per person — parents and teens each their own; back in the bin at the Week 21 door.</w:t>
+        <w:t>3. Home today, one per person — parents and teens each their own; back in the bin at the Evening 16 door.</w:t>
       </w:r>
     </w:p>
     <w:p>
@@ -1643,7 +1643,7 @@
           <w:color w:val="6B8E3F"/>
           <w:sz w:val="18"/>
         </w:rPr>
-        <w:t xml:space="preserve">S20 · COMMISSIONING · </w:t>
+        <w:t xml:space="preserve">E15 · COMMISSIONING · </w:t>
       </w:r>
       <w:r>
         <w:rPr>
@@ -1785,7 +1785,7 @@
           <w:color w:val="6B8E3F"/>
           <w:sz w:val="18"/>
         </w:rPr>
-        <w:t xml:space="preserve">S20 · COMMISSIONING · </w:t>
+        <w:t xml:space="preserve">E15 · COMMISSIONING · </w:t>
       </w:r>
       <w:r>
         <w:rPr>
@@ -1916,7 +1916,7 @@
           <w:color w:val="6B8E3F"/>
           <w:sz w:val="18"/>
         </w:rPr>
-        <w:t xml:space="preserve">S20 · 8:24–8:28 · </w:t>
+        <w:t xml:space="preserve">E15 · 8:24–8:28 · </w:t>
       </w:r>
       <w:r>
         <w:rPr>
@@ -2058,7 +2058,7 @@
           <w:color w:val="6B8E3F"/>
           <w:sz w:val="18"/>
         </w:rPr>
-        <w:t xml:space="preserve">S20 · 8:28–8:30 · </w:t>
+        <w:t xml:space="preserve">E15 · 8:28–8:30 · </w:t>
       </w:r>
       <w:r>
         <w:rPr>
@@ -2121,7 +2121,7 @@
         <w:spacing w:before="0" w:after="60"/>
       </w:pPr>
       <w:r>
-        <w:t>3. Name the two nights ahead: Week 21 sends the families — bring everyone; Week 22 commissions these Companions.</w:t>
+        <w:t>3. Name the two nights ahead: Evening 16 sends the families — bring everyone; Evening 17 commissions these Companions.</w:t>
       </w:r>
     </w:p>
     <w:p>
@@ -2168,6 +2168,8 @@
       </w:r>
     </w:p>
     <w:sectPr>
+      <w:headerReference w:type="default" r:id="rId9"/>
+      <w:footerReference w:type="default" r:id="rId10"/>
       <w:pgSz w:w="12240" w:h="15840"/>
       <w:pgMar w:top="1008" w:right="1152" w:bottom="1008" w:left="1152" w:header="720" w:footer="720" w:gutter="0"/>
       <w:cols w:space="720"/>
@@ -2175,6 +2177,26 @@
     </w:sectPr>
   </w:body>
 </w:document>
+</file>
+
+<file path=word/footer1.xml><?xml version="1.0" encoding="utf-8"?>
+<w:ftr xmlns:m="http://schemas.openxmlformats.org/officeDocument/2006/math" xmlns:mc="http://schemas.openxmlformats.org/markup-compatibility/2006" xmlns:mo="http://schemas.microsoft.com/office/mac/office/2008/main" xmlns:mv="urn:schemas-microsoft-com:mac:vml" xmlns:o="urn:schemas-microsoft-com:office:office" xmlns:r="http://schemas.openxmlformats.org/officeDocument/2006/relationships" xmlns:v="urn:schemas-microsoft-com:vml" xmlns:w10="urn:schemas-microsoft-com:office:word" xmlns:w14="http://schemas.microsoft.com/office/word/2010/wordml" xmlns:w="http://schemas.openxmlformats.org/wordprocessingml/2006/main" xmlns:wne="http://schemas.microsoft.com/office/word/2006/wordml" xmlns:wp14="http://schemas.microsoft.com/office/word/2010/wordprocessingDrawing" xmlns:wp="http://schemas.openxmlformats.org/drawingml/2006/wordprocessingDrawing" xmlns:wpc="http://schemas.microsoft.com/office/word/2010/wordprocessingCanvas" xmlns:wpg="http://schemas.microsoft.com/office/word/2010/wordprocessingGroup" xmlns:wpi="http://schemas.microsoft.com/office/word/2010/wordprocessingInk" xmlns:wps="http://schemas.microsoft.com/office/word/2010/wordprocessingShape" mc:Ignorable="w14 wp14">
+  <w:p>
+    <w:pPr>
+      <w:pStyle w:val="Footer"/>
+    </w:pPr>
+  </w:p>
+</w:ftr>
+</file>
+
+<file path=word/header1.xml><?xml version="1.0" encoding="utf-8"?>
+<w:hdr xmlns:m="http://schemas.openxmlformats.org/officeDocument/2006/math" xmlns:mc="http://schemas.openxmlformats.org/markup-compatibility/2006" xmlns:mo="http://schemas.microsoft.com/office/mac/office/2008/main" xmlns:mv="urn:schemas-microsoft-com:mac:vml" xmlns:o="urn:schemas-microsoft-com:office:office" xmlns:r="http://schemas.openxmlformats.org/officeDocument/2006/relationships" xmlns:v="urn:schemas-microsoft-com:vml" xmlns:w10="urn:schemas-microsoft-com:office:word" xmlns:w14="http://schemas.microsoft.com/office/word/2010/wordml" xmlns:w="http://schemas.openxmlformats.org/wordprocessingml/2006/main" xmlns:wne="http://schemas.microsoft.com/office/word/2006/wordml" xmlns:wp14="http://schemas.microsoft.com/office/word/2010/wordprocessingDrawing" xmlns:wp="http://schemas.openxmlformats.org/drawingml/2006/wordprocessingDrawing" xmlns:wpc="http://schemas.microsoft.com/office/word/2010/wordprocessingCanvas" xmlns:wpg="http://schemas.microsoft.com/office/word/2010/wordprocessingGroup" xmlns:wpi="http://schemas.microsoft.com/office/word/2010/wordprocessingInk" xmlns:wps="http://schemas.microsoft.com/office/word/2010/wordprocessingShape" mc:Ignorable="w14 wp14">
+  <w:p>
+    <w:pPr>
+      <w:pStyle w:val="Header"/>
+    </w:pPr>
+  </w:p>
+</w:hdr>
 </file>
 
 <file path=word/numbering.xml><?xml version="1.0" encoding="utf-8"?>

--- a/_implementation-notes/evening-series/FotH Evening Session 20 Leader Notes DRAFT v1.docx
+++ b/_implementation-notes/evening-series/FotH Evening Session 20 Leader Notes DRAFT v1.docx
@@ -981,6 +981,17 @@
     </w:p>
     <w:p>
       <w:pPr>
+        <w:pBdr>
+          <w:left w:val="double" w:sz="12" w:space="8" w:color="B45309"/>
+        </w:pBdr>
+        <w:spacing w:before="0" w:after="60"/>
+      </w:pPr>
+      <w:r>
+        <w:t>PLANNING LAB (John's word, 13 October): the mercy-card teaching is the lab's set piece before this evening. Each Companion-in-Formation teaches their card in full, out loud, to John and their named catch, with the freeze-recovery practised once. This replaces the school series' Week 19 rehearsal in pairs; do it well.</w:t>
+      </w:r>
+    </w:p>
+    <w:p>
+      <w:pPr>
         <w:keepNext/>
         <w:pBdr>
           <w:left w:val="double" w:sz="12" w:space="8" w:color="B45309"/>
@@ -1126,6 +1137,17 @@
       </w:r>
       <w:r>
         <w:t>An adult moves to sit beside anyone the teaching lands on; the teaching continues; the senior never holds the person. Section 6 stands.</w:t>
+      </w:r>
+    </w:p>
+    <w:p>
+      <w:pPr>
+        <w:pBdr>
+          <w:left w:val="double" w:sz="12" w:space="8" w:color="B45309"/>
+        </w:pBdr>
+        <w:spacing w:before="0" w:after="60"/>
+      </w:pPr>
+      <w:r>
+        <w:t>PLANNING LAB (John's word, 13 October): the mercy-card teaching is the lab's set piece before this evening. Each Companion-in-Formation teaches their card in full, out loud, to John and their named catch, with the freeze-recovery practised once. This replaces the school series' Week 19 rehearsal in pairs; do it well.</w:t>
       </w:r>
     </w:p>
     <w:p>

--- a/_implementation-notes/evening-series/FotH Evening Session 20 Leader Notes DRAFT v1.docx
+++ b/_implementation-notes/evening-series/FotH Evening Session 20 Leader Notes DRAFT v1.docx
@@ -45,7 +45,7 @@
           <w:color w:val="595959"/>
           <w:sz w:val="18"/>
         </w:rPr>
-        <w:t>Match the big number on each block to the number in the bottom-right corner of the screen. This session is 284–297 in the series' one continuous numbering. The first slide, the series title, is “Title” here.</w:t>
+        <w:t>Match the big number on each block to the number in the bottom-right corner of the screen. This session is 285–298 in the series' one continuous numbering. The first slide, the series title, is “Title” here.</w:t>
       </w:r>
     </w:p>
     <w:p>
@@ -194,7 +194,7 @@
           <w:color w:val="8C8C8C"/>
           <w:sz w:val="30"/>
         </w:rPr>
-        <w:t>284</w:t>
+        <w:t>285</w:t>
       </w:r>
       <w:r>
         <w:rPr>
@@ -266,7 +266,7 @@
           <w:color w:val="1F4E79"/>
           <w:sz w:val="30"/>
         </w:rPr>
-        <w:t>285</w:t>
+        <w:t>286</w:t>
       </w:r>
       <w:r>
         <w:rPr>
@@ -409,7 +409,7 @@
           <w:color w:val="6B3FA0"/>
           <w:sz w:val="30"/>
         </w:rPr>
-        <w:t>286</w:t>
+        <w:t>287</w:t>
       </w:r>
       <w:r>
         <w:rPr>
@@ -551,7 +551,7 @@
           <w:color w:val="1F4E79"/>
           <w:sz w:val="30"/>
         </w:rPr>
-        <w:t>287</w:t>
+        <w:t>288</w:t>
       </w:r>
       <w:r>
         <w:rPr>
@@ -693,7 +693,7 @@
           <w:color w:val="B45309"/>
           <w:sz w:val="30"/>
         </w:rPr>
-        <w:t>288</w:t>
+        <w:t>289</w:t>
       </w:r>
       <w:r>
         <w:rPr>
@@ -846,7 +846,7 @@
           <w:color w:val="B45309"/>
           <w:sz w:val="30"/>
         </w:rPr>
-        <w:t>289</w:t>
+        <w:t>290</w:t>
       </w:r>
       <w:r>
         <w:rPr>
@@ -1006,7 +1006,7 @@
           <w:color w:val="B45309"/>
           <w:sz w:val="30"/>
         </w:rPr>
-        <w:t>290</w:t>
+        <w:t>291</w:t>
       </w:r>
       <w:r>
         <w:rPr>
@@ -1166,7 +1166,7 @@
           <w:color w:val="B45309"/>
           <w:sz w:val="30"/>
         </w:rPr>
-        <w:t>291</w:t>
+        <w:t>292</w:t>
       </w:r>
       <w:r>
         <w:rPr>
@@ -1320,7 +1320,7 @@
           <w:color w:val="B45309"/>
           <w:sz w:val="30"/>
         </w:rPr>
-        <w:t>292</w:t>
+        <w:t>293</w:t>
       </w:r>
       <w:r>
         <w:rPr>
@@ -1481,7 +1481,7 @@
           <w:color w:val="B45309"/>
           <w:sz w:val="30"/>
         </w:rPr>
-        <w:t>293</w:t>
+        <w:t>294</w:t>
       </w:r>
       <w:r>
         <w:rPr>
@@ -1623,7 +1623,7 @@
           <w:color w:val="B45309"/>
           <w:sz w:val="30"/>
         </w:rPr>
-        <w:t>294</w:t>
+        <w:t>295</w:t>
       </w:r>
       <w:r>
         <w:rPr>
@@ -1765,7 +1765,7 @@
           <w:color w:val="B45309"/>
           <w:sz w:val="30"/>
         </w:rPr>
-        <w:t>295</w:t>
+        <w:t>296</w:t>
       </w:r>
       <w:r>
         <w:rPr>
@@ -1896,7 +1896,7 @@
           <w:color w:val="6B3FA0"/>
           <w:sz w:val="30"/>
         </w:rPr>
-        <w:t>296</w:t>
+        <w:t>297</w:t>
       </w:r>
       <w:r>
         <w:rPr>
@@ -2038,7 +2038,7 @@
           <w:color w:val="1F4E79"/>
           <w:sz w:val="30"/>
         </w:rPr>
-        <w:t>297</w:t>
+        <w:t>298</w:t>
       </w:r>
       <w:r>
         <w:rPr>

--- a/_implementation-notes/evening-series/FotH Evening Session 20 Leader Notes DRAFT v1.docx
+++ b/_implementation-notes/evening-series/FotH Evening Session 20 Leader Notes DRAFT v1.docx
@@ -776,7 +776,7 @@
         <w:spacing w:before="0" w:after="60"/>
       </w:pPr>
       <w:r>
-        <w:t>1. Name the threshold honestly: in two weeks the room stops meeting; on the other side of the sending is a summer with no evenings — and someday a season where the practices go gray and a voice misdiagnoses it.</w:t>
+        <w:t>1. Name the threshold honestly: in two weeks the room stops meeting; on the other side of the sending is a stretch with no evenings — and someday a season where the practices go gray and a voice misdiagnoses it.</w:t>
       </w:r>
     </w:p>
     <w:p>
